--- a/docs/v0.1/baseline.docx
+++ b/docs/v0.1/baseline.docx
@@ -4,15 +4,13 @@
   <w:body>
     <w:p>
       <w:pPr>
-        <w:spacing w:before="1200"/>
         <w:jc w:val="center"/>
       </w:pPr>
       <w:r>
         <w:rPr>
           <w:rFonts w:ascii="Malgun Gothic" w:hAnsi="Malgun Gothic" w:eastAsia="Malgun Gothic"/>
           <w:b/>
-          <w:color w:val="203864"/>
-          <w:sz w:val="44"/>
+          <w:sz w:val="38"/>
         </w:rPr>
         <w:t>항공권 구매 의사결정 보조 시스템</w:t>
       </w:r>
@@ -24,106 +22,79 @@
       <w:r>
         <w:rPr>
           <w:rFonts w:ascii="Malgun Gothic" w:hAnsi="Malgun Gothic" w:eastAsia="Malgun Gothic"/>
-          <w:color w:val="5A5A5A"/>
+          <w:b/>
+          <w:color w:val="52607A"/>
           <w:sz w:val="24"/>
         </w:rPr>
-        <w:t>주제 베이스라인 문서 v3</w:t>
+        <w:t>주제 베이스라인 문서</w:t>
+      </w:r>
+    </w:p>
+    <w:p>
+      <w:pPr>
+        <w:pStyle w:val="SmallNote"/>
+        <w:jc w:val="center"/>
+      </w:pPr>
+      <w:r>
+        <w:t>작성일 2026-03-23  |  최종 수정일 2026-03-23</w:t>
+      </w:r>
+    </w:p>
+    <w:p>
+      <w:pPr>
+        <w:jc w:val="center"/>
+      </w:pPr>
+      <w:r>
+        <w:rPr>
+          <w:color w:val="A0AAB9"/>
+        </w:rPr>
+        <w:t>—</w:t>
+      </w:r>
+    </w:p>
+    <w:p>
+      <w:pPr>
+        <w:pStyle w:val="Heading1"/>
+        <w:spacing w:before="160" w:after="80"/>
+      </w:pPr>
+      <w:r>
+        <w:t>1. 문서 용도</w:t>
+      </w:r>
+    </w:p>
+    <w:p>
+      <w:pPr>
+        <w:spacing w:after="80" w:line="293" w:lineRule="auto"/>
+      </w:pPr>
+      <w:r>
+        <w:t>본 문서는 주제의 문제의식, 해석 기준, 외부 기준선, 데이터 관점의 핵심 쟁점을 정리한 기준 문서이다. 설계 확정 문서가 아니며, 후속 체크리스트 수행과 MVP 설계 문서 작성의 기준선으로 사용한다.</w:t>
+      </w:r>
+    </w:p>
+    <w:p>
+      <w:pPr>
+        <w:pStyle w:val="Heading1"/>
+        <w:spacing w:before="160" w:after="80"/>
+      </w:pPr>
+      <w:r>
+        <w:t>2. 주제 정의</w:t>
       </w:r>
     </w:p>
     <w:tbl>
       <w:tblPr>
         <w:tblW w:type="auto" w:w="0"/>
         <w:jc w:val="center"/>
+        <w:tblLayout w:type="autofit"/>
         <w:tblLook w:firstColumn="1" w:firstRow="1" w:lastColumn="0" w:lastRow="0" w:noHBand="0" w:noVBand="1" w:val="04A0"/>
-        <w:tblBorders>
-          <w:top w:val="single" w:sz="8" w:space="0" w:color="D9E2F3"/>
-          <w:left w:val="single" w:sz="8" w:space="0" w:color="D9E2F3"/>
-          <w:bottom w:val="single" w:sz="8" w:space="0" w:color="D9E2F3"/>
-          <w:right w:val="single" w:sz="8" w:space="0" w:color="D9E2F3"/>
-          <w:insideH w:val="single" w:sz="8" w:space="0" w:color="D9E2F3"/>
-          <w:insideV w:val="single" w:sz="8" w:space="0" w:color="D9E2F3"/>
-        </w:tblBorders>
       </w:tblPr>
       <w:tblGrid>
-        <w:gridCol w:w="9746"/>
+        <w:gridCol w:w="9632"/>
       </w:tblGrid>
       <w:tr>
         <w:tc>
           <w:tcPr>
-            <w:tcW w:type="dxa" w:w="9746"/>
-            <w:shd w:fill="F5F9FF"/>
+            <w:tcW w:type="dxa" w:w="9632"/>
+            <w:shd w:fill="EAF1FB"/>
             <w:tcMar>
-              <w:top w:w="140" w:type="dxa"/>
-              <w:start w:w="140" w:type="dxa"/>
-              <w:bottom w:w="140" w:type="dxa"/>
-              <w:end w:w="140" w:type="dxa"/>
-            </w:tcMar>
-            <w:vAlign w:val="center"/>
-          </w:tcPr>
-          <w:p>
-            <w:pPr>
-              <w:jc w:val="left"/>
-            </w:pPr>
-            <w:r>
-              <w:rPr>
-                <w:rFonts w:ascii="Malgun Gothic" w:hAnsi="Malgun Gothic" w:eastAsia="Malgun Gothic"/>
-                <w:sz w:val="21"/>
-              </w:rPr>
-              <w:t>문서 성격: 장기 기준 문서</w:t>
-              <w:br/>
-              <w:t>작성 목적: 이후 체크리스트 수행, 바운더리 검증, MVP 설계 전 참고용</w:t>
-              <w:br/>
-              <w:t>주의: 본 문서는 사실·근거·남은 질문을 정리하는 기준 문서이며 최종 설계안 확정문서는 아님</w:t>
-            </w:r>
-          </w:p>
-        </w:tc>
-      </w:tr>
-    </w:tbl>
-    <w:p>
-      <w:r>
-        <w:br w:type="page"/>
-      </w:r>
-    </w:p>
-    <w:p>
-      <w:pPr>
-        <w:pStyle w:val="Heading1"/>
-      </w:pPr>
-      <w:r>
-        <w:t>1. 문서 목적과 역할</w:t>
-      </w:r>
-    </w:p>
-    <w:p>
-      <w:r>
-        <w:t>본 문서는 항공권 구매 의사결정 보조 시스템 주제의 기준선을 정리하는 베이스라인 문서이다. 역할은 세 가지다. 첫째, 처음 보는 사람도 주제의 문제의식과 흐름을 이해할 수 있도록 한다. 둘째, 이후 체크리스트 수행 과정에서 무엇이 이미 확인된 사실이고 무엇이 아직 열린 질문인지 구분하게 한다. 셋째, 향후 MVP 설계 문서를 만들 때 어떤 근거를 다시 확인해야 하는지 역추적 가능하도록 만든다.</w:t>
-      </w:r>
-    </w:p>
-    <w:tbl>
-      <w:tblPr>
-        <w:tblW w:type="auto" w:w="0"/>
-        <w:jc w:val="center"/>
-        <w:tblLook w:firstColumn="1" w:firstRow="1" w:lastColumn="0" w:lastRow="0" w:noHBand="0" w:noVBand="1" w:val="04A0"/>
-        <w:tblBorders>
-          <w:top w:val="single" w:sz="8" w:space="0" w:color="D9E2F3"/>
-          <w:left w:val="single" w:sz="8" w:space="0" w:color="D9E2F3"/>
-          <w:bottom w:val="single" w:sz="8" w:space="0" w:color="D9E2F3"/>
-          <w:right w:val="single" w:sz="8" w:space="0" w:color="D9E2F3"/>
-          <w:insideH w:val="single" w:sz="8" w:space="0" w:color="D9E2F3"/>
-          <w:insideV w:val="single" w:sz="8" w:space="0" w:color="D9E2F3"/>
-        </w:tblBorders>
-      </w:tblPr>
-      <w:tblGrid>
-        <w:gridCol w:w="9746"/>
-      </w:tblGrid>
-      <w:tr>
-        <w:tc>
-          <w:tcPr>
-            <w:tcW w:type="dxa" w:w="9746"/>
-            <w:shd w:fill="F7FBFF"/>
-            <w:tcMar>
-              <w:top w:w="120" w:type="dxa"/>
-              <w:start w:w="120" w:type="dxa"/>
-              <w:bottom w:w="120" w:type="dxa"/>
-              <w:end w:w="120" w:type="dxa"/>
+              <w:top w:w="80" w:type="dxa"/>
+              <w:start w:w="90" w:type="dxa"/>
+              <w:bottom w:w="80" w:type="dxa"/>
+              <w:end w:w="90" w:type="dxa"/>
             </w:tcMar>
           </w:tcPr>
           <w:p>
@@ -133,96 +104,66 @@
             <w:r>
               <w:rPr>
                 <w:b/>
-                <w:color w:val="203864"/>
-                <w:sz w:val="23"/>
+                <w:color w:val="22344E"/>
               </w:rPr>
-              <w:t>현재 문서의 위치</w:t>
-              <w:br/>
+              <w:t>주제 해석</w:t>
             </w:r>
+          </w:p>
+        </w:tc>
+      </w:tr>
+      <w:tr>
+        <w:tc>
+          <w:tcPr>
+            <w:tcW w:type="dxa" w:w="9632"/>
+            <w:tcMar>
+              <w:top w:w="80" w:type="dxa"/>
+              <w:start w:w="90" w:type="dxa"/>
+              <w:bottom w:w="80" w:type="dxa"/>
+              <w:end w:w="90" w:type="dxa"/>
+            </w:tcMar>
+          </w:tcPr>
+          <w:p>
             <w:r>
-              <w:rPr>
-                <w:sz w:val="21"/>
-              </w:rPr>
-              <w:t>앵커 문서보다 무겁고, 설계 확정문서보다는 가벼운 중간 기준 문서</w:t>
-              <w:br/>
+              <w:t>본 프로젝트는 항공권 가격 자체를 예언하는 시스템보다, 사용자가 예약 시점에서 합리적 판단을 내릴 수 있도록 돕는 의사결정 보조 시스템으로 해석한다.</w:t>
             </w:r>
+          </w:p>
+        </w:tc>
+      </w:tr>
+      <w:tr>
+        <w:tc>
+          <w:tcPr>
+            <w:tcW w:type="dxa" w:w="9632"/>
+            <w:tcMar>
+              <w:top w:w="80" w:type="dxa"/>
+              <w:start w:w="90" w:type="dxa"/>
+              <w:bottom w:w="80" w:type="dxa"/>
+              <w:end w:w="90" w:type="dxa"/>
+            </w:tcMar>
+          </w:tcPr>
+          <w:p>
             <w:r>
-              <w:rPr>
-                <w:sz w:val="21"/>
-              </w:rPr>
-              <w:t>지금 단계의 목표는 '무엇을 만들지' 확정보다 '무엇을 어떻게 확인할지' 정렬</w:t>
-              <w:br/>
-            </w:r>
-            <w:r>
-              <w:rPr>
-                <w:sz w:val="21"/>
-              </w:rPr>
-              <w:t>모든 강한 주장에는 근거 자료 ID 또는 출처 유형을 붙여 추적 가능하게 유지</w:t>
+              <w:t>핵심 출력은 가격 수준, 리드타임, 단기 위험도, 설명 가능한 근거의 조합으로 정의한다.</w:t>
             </w:r>
           </w:p>
         </w:tc>
       </w:tr>
     </w:tbl>
+    <w:p/>
     <w:p>
       <w:pPr>
         <w:pStyle w:val="Heading1"/>
+        <w:spacing w:before="160" w:after="80"/>
       </w:pPr>
       <w:r>
-        <w:t>2. 문제의식과 주제 해석</w:t>
-      </w:r>
-    </w:p>
-    <w:p>
-      <w:r>
-        <w:t>이 주제의 핵심은 항공권 가격을 정확히 예언하는 시스템을 만드는 데 있지 않다. 사용자가 실제 구매 시점에서 던지는 질문, 즉 '지금 예약해야 하는가, 조금 더 기다려도 되는가'에 대한 판단 보조를 제공하는 데 있다. 이 해석은 기존 상용 서비스가 가격 추적, 가격 그래프, wait/buy 류의 판단 보조 기능을 이미 제공하고 있다는 점(S1~S4)과, 관련 연구가 항공권 문제를 buy/wait 의사결정 문제로 재정의할 수 있음을 보여준다는 점(P1)을 함께 반영한 결과다.</w:t>
+        <w:t>3. 외부 기준선</w:t>
       </w:r>
     </w:p>
     <w:p>
       <w:pPr>
-        <w:ind w:left="227" w:hanging="198"/>
+        <w:spacing w:after="80" w:line="293" w:lineRule="auto"/>
       </w:pPr>
       <w:r>
-        <w:rPr>
-          <w:rFonts w:ascii="Malgun Gothic" w:hAnsi="Malgun Gothic" w:eastAsia="Malgun Gothic"/>
-        </w:rPr>
-        <w:t>• 핵심 사용자 질문: 지금 예약 / 관망 / 날짜 조정 중 무엇이 합리적인가</w:t>
-      </w:r>
-    </w:p>
-    <w:p>
-      <w:pPr>
-        <w:ind w:left="227" w:hanging="198"/>
-      </w:pPr>
-      <w:r>
-        <w:rPr>
-          <w:rFonts w:ascii="Malgun Gothic" w:hAnsi="Malgun Gothic" w:eastAsia="Malgun Gothic"/>
-        </w:rPr>
-        <w:t>• 예상 결과물 성격: 가격 수준 + 리드타임 + 단기 위험도 + 설명 가능한 근거</w:t>
-      </w:r>
-    </w:p>
-    <w:p>
-      <w:pPr>
-        <w:ind w:left="227" w:hanging="198"/>
-      </w:pPr>
-      <w:r>
-        <w:rPr>
-          <w:rFonts w:ascii="Malgun Gothic" w:hAnsi="Malgun Gothic" w:eastAsia="Malgun Gothic"/>
-        </w:rPr>
-        <w:t>• 현재 단계: 데이터 바운더리와 분석 단위 가능 범위를 확인하는 단계</w:t>
-      </w:r>
-    </w:p>
-    <w:p>
-      <w:pPr>
-        <w:pStyle w:val="Heading1"/>
-      </w:pPr>
-      <w:r>
-        <w:t>3. 주제 흐름을 이해하기 위한 외부 기준</w:t>
-      </w:r>
-    </w:p>
-    <w:p>
-      <w:pPr>
-        <w:pStyle w:val="Heading2"/>
-      </w:pPr>
-      <w:r>
-        <w:t>자료 인벤토리</w:t>
+        <w:t>외부 기준선은 두 축으로 나뉜다. 상용 서비스는 사용자가 실제로 접하는 판단 보조 기능의 형태를 보여주고, 관련 연구는 가격 판단 문제를 어떤 데이터 단위와 변수 구조로 다뤘는지 보여준다. 두 축을 함께 봐야 사용자 친화적 출력과 데이터 재현 가능성을 동시에 점검할 수 있다.</w:t>
       </w:r>
     </w:p>
     <w:tbl>
@@ -231,36 +172,20 @@
         <w:tblW w:type="auto" w:w="0"/>
         <w:jc w:val="center"/>
         <w:tblLook w:firstColumn="1" w:firstRow="1" w:lastColumn="0" w:lastRow="0" w:noHBand="0" w:noVBand="1" w:val="04A0"/>
-        <w:tblBorders>
-          <w:top w:val="single" w:sz="8" w:space="0" w:color="B9CDE5"/>
-          <w:left w:val="single" w:sz="8" w:space="0" w:color="B9CDE5"/>
-          <w:bottom w:val="single" w:sz="8" w:space="0" w:color="B9CDE5"/>
-          <w:right w:val="single" w:sz="8" w:space="0" w:color="B9CDE5"/>
-          <w:insideH w:val="single" w:sz="8" w:space="0" w:color="B9CDE5"/>
-          <w:insideV w:val="single" w:sz="8" w:space="0" w:color="B9CDE5"/>
-        </w:tblBorders>
       </w:tblPr>
       <w:tblGrid>
-        <w:gridCol w:w="1392"/>
-        <w:gridCol w:w="1392"/>
-        <w:gridCol w:w="1392"/>
-        <w:gridCol w:w="1392"/>
-        <w:gridCol w:w="1392"/>
-        <w:gridCol w:w="1392"/>
-        <w:gridCol w:w="1392"/>
+        <w:gridCol w:w="4816"/>
+        <w:gridCol w:w="4816"/>
       </w:tblGrid>
       <w:tr>
-        <w:trPr>
-          <w:tblHeader w:val="true"/>
-        </w:trPr>
         <w:tc>
           <w:tcPr>
-            <w:tcW w:type="dxa" w:w="454"/>
+            <w:tcW w:type="dxa" w:w="4816"/>
             <w:shd w:fill="DCE6F1"/>
             <w:tcMar>
-              <w:top w:w="120" w:type="dxa"/>
+              <w:top w:w="90" w:type="dxa"/>
               <w:start w:w="100" w:type="dxa"/>
-              <w:bottom w:w="120" w:type="dxa"/>
+              <w:bottom w:w="90" w:type="dxa"/>
               <w:end w:w="100" w:type="dxa"/>
             </w:tcMar>
             <w:vAlign w:val="center"/>
@@ -273,18 +198,18 @@
               <w:rPr>
                 <w:b/>
               </w:rPr>
-              <w:t>ID</w:t>
+              <w:t>구분</w:t>
             </w:r>
           </w:p>
         </w:tc>
         <w:tc>
           <w:tcPr>
-            <w:tcW w:type="dxa" w:w="737"/>
+            <w:tcW w:type="dxa" w:w="4816"/>
             <w:shd w:fill="DCE6F1"/>
             <w:tcMar>
-              <w:top w:w="120" w:type="dxa"/>
+              <w:top w:w="90" w:type="dxa"/>
               <w:start w:w="100" w:type="dxa"/>
-              <w:bottom w:w="120" w:type="dxa"/>
+              <w:bottom w:w="90" w:type="dxa"/>
               <w:end w:w="100" w:type="dxa"/>
             </w:tcMar>
             <w:vAlign w:val="center"/>
@@ -297,18 +222,335 @@
               <w:rPr>
                 <w:b/>
               </w:rPr>
-              <w:t>유형</w:t>
+              <w:t>확인된 기준</w:t>
+            </w:r>
+          </w:p>
+        </w:tc>
+      </w:tr>
+      <w:tr>
+        <w:tc>
+          <w:tcPr>
+            <w:tcW w:type="dxa" w:w="4816"/>
+            <w:tcMar>
+              <w:top w:w="80" w:type="dxa"/>
+              <w:start w:w="90" w:type="dxa"/>
+              <w:bottom w:w="80" w:type="dxa"/>
+              <w:end w:w="90" w:type="dxa"/>
+            </w:tcMar>
+            <w:vAlign w:val="center"/>
+          </w:tcPr>
+          <w:p>
+            <w:pPr>
+              <w:spacing w:after="20"/>
+              <w:jc w:val="center"/>
+            </w:pPr>
+            <w:r>
+              <w:t>상용 서비스</w:t>
             </w:r>
           </w:p>
         </w:tc>
         <w:tc>
           <w:tcPr>
-            <w:tcW w:type="dxa" w:w="2268"/>
+            <w:tcW w:type="dxa" w:w="4816"/>
+            <w:tcMar>
+              <w:top w:w="80" w:type="dxa"/>
+              <w:start w:w="90" w:type="dxa"/>
+              <w:bottom w:w="80" w:type="dxa"/>
+              <w:end w:w="90" w:type="dxa"/>
+            </w:tcMar>
+            <w:vAlign w:val="center"/>
+          </w:tcPr>
+          <w:p>
+            <w:pPr>
+              <w:spacing w:after="20"/>
+              <w:jc w:val="left"/>
+            </w:pPr>
+            <w:r>
+              <w:t>가격 추적, 가격 그래프, 달력 비교, wait/buy 성격의 보조 기능이 존재한다.</w:t>
+            </w:r>
+          </w:p>
+        </w:tc>
+      </w:tr>
+      <w:tr>
+        <w:tc>
+          <w:tcPr>
+            <w:tcW w:type="dxa" w:w="4816"/>
+            <w:tcMar>
+              <w:top w:w="80" w:type="dxa"/>
+              <w:start w:w="90" w:type="dxa"/>
+              <w:bottom w:w="80" w:type="dxa"/>
+              <w:end w:w="90" w:type="dxa"/>
+            </w:tcMar>
+            <w:vAlign w:val="center"/>
+          </w:tcPr>
+          <w:p>
+            <w:pPr>
+              <w:spacing w:after="20"/>
+              <w:jc w:val="center"/>
+            </w:pPr>
+            <w:r>
+              <w:t>관련 연구</w:t>
+            </w:r>
+          </w:p>
+        </w:tc>
+        <w:tc>
+          <w:tcPr>
+            <w:tcW w:type="dxa" w:w="4816"/>
+            <w:tcMar>
+              <w:top w:w="80" w:type="dxa"/>
+              <w:start w:w="90" w:type="dxa"/>
+              <w:bottom w:w="80" w:type="dxa"/>
+              <w:end w:w="90" w:type="dxa"/>
+            </w:tcMar>
+            <w:vAlign w:val="center"/>
+          </w:tcPr>
+          <w:p>
+            <w:pPr>
+              <w:spacing w:after="20"/>
+              <w:jc w:val="left"/>
+            </w:pPr>
+            <w:r>
+              <w:t>historical price, current price, lead time, airline, 경유 여부 등 다중 요인이 판단에 활용된다.</w:t>
+            </w:r>
+          </w:p>
+        </w:tc>
+      </w:tr>
+      <w:tr>
+        <w:tc>
+          <w:tcPr>
+            <w:tcW w:type="dxa" w:w="4816"/>
+            <w:tcMar>
+              <w:top w:w="80" w:type="dxa"/>
+              <w:start w:w="90" w:type="dxa"/>
+              <w:bottom w:w="80" w:type="dxa"/>
+              <w:end w:w="90" w:type="dxa"/>
+            </w:tcMar>
+            <w:vAlign w:val="center"/>
+          </w:tcPr>
+          <w:p>
+            <w:pPr>
+              <w:spacing w:after="20"/>
+              <w:jc w:val="center"/>
+            </w:pPr>
+            <w:r>
+              <w:t>공통 한계</w:t>
+            </w:r>
+          </w:p>
+        </w:tc>
+        <w:tc>
+          <w:tcPr>
+            <w:tcW w:type="dxa" w:w="4816"/>
+            <w:tcMar>
+              <w:top w:w="80" w:type="dxa"/>
+              <w:start w:w="90" w:type="dxa"/>
+              <w:bottom w:w="80" w:type="dxa"/>
+              <w:end w:w="90" w:type="dxa"/>
+            </w:tcMar>
+            <w:vAlign w:val="center"/>
+          </w:tcPr>
+          <w:p>
+            <w:pPr>
+              <w:spacing w:after="20"/>
+              <w:jc w:val="left"/>
+            </w:pPr>
+            <w:r>
+              <w:t>모든 노선에 동일 품질을 보장하지 않으며, 내부 알고리즘과 데이터 범위는 완전히 공개되지 않는다.</w:t>
+            </w:r>
+          </w:p>
+        </w:tc>
+      </w:tr>
+    </w:tbl>
+    <w:p/>
+    <w:p>
+      <w:pPr>
+        <w:pStyle w:val="Heading1"/>
+        <w:spacing w:before="160" w:after="80"/>
+      </w:pPr>
+      <w:r>
+        <w:t>4. 유사 서비스가 보여주는 공통 패턴</w:t>
+      </w:r>
+    </w:p>
+    <w:p>
+      <w:pPr>
+        <w:spacing w:after="40"/>
+        <w:ind w:left="113"/>
+      </w:pPr>
+      <w:r>
+        <w:rPr>
+          <w:b/>
+        </w:rPr>
+        <w:t xml:space="preserve">• </w:t>
+      </w:r>
+      <w:r>
+        <w:t>Google Flights는 특정 항공편·노선·날짜 기준 가격 추적과 그래프형 비교를 제공한다.</w:t>
+      </w:r>
+    </w:p>
+    <w:p>
+      <w:pPr>
+        <w:spacing w:after="40"/>
+        <w:ind w:left="113"/>
+      </w:pPr>
+      <w:r>
+        <w:rPr>
+          <w:b/>
+        </w:rPr>
+        <w:t xml:space="preserve">• </w:t>
+      </w:r>
+      <w:r>
+        <w:t>Skyscanner는 Price Alert와 whole month·cheapest month 탐색으로 날짜 유연성이 있을 때의 탐색 보조를 강화한다.</w:t>
+      </w:r>
+    </w:p>
+    <w:p>
+      <w:pPr>
+        <w:spacing w:after="40"/>
+        <w:ind w:left="113"/>
+      </w:pPr>
+      <w:r>
+        <w:rPr>
+          <w:b/>
+        </w:rPr>
+        <w:t xml:space="preserve">• </w:t>
+      </w:r>
+      <w:r>
+        <w:t>KAYAK은 historical and real-time data 기반 Price Forecast를 제공하되 educated guesses라고 명시한다.</w:t>
+      </w:r>
+    </w:p>
+    <w:p>
+      <w:pPr>
+        <w:spacing w:after="40"/>
+        <w:ind w:left="113"/>
+      </w:pPr>
+      <w:r>
+        <w:rPr>
+          <w:b/>
+        </w:rPr>
+        <w:t xml:space="preserve">• </w:t>
+      </w:r>
+      <w:r>
+        <w:t>Hopper는 예약 타이밍 예측을 제공하지만 정확성을 보장하지 않는다고 밝힌다.</w:t>
+      </w:r>
+    </w:p>
+    <w:p>
+      <w:pPr>
+        <w:spacing w:after="80" w:line="293" w:lineRule="auto"/>
+      </w:pPr>
+      <w:r>
+        <w:t>이 기준선은 시장이 이미 ‘최저가 검색’을 넘어 ‘구매 판단 보조’ 단계로 이동해 있음을 보여준다. 동시에 상용 서비스는 데이터 조건과 한계를 충분히 드러내지 않으므로, 본 프로젝트의 차별점은 정답 보장이 아니라 조건과 한계를 함께 제시하는 판단 보조에 둔다.</w:t>
+      </w:r>
+    </w:p>
+    <w:p>
+      <w:pPr>
+        <w:pStyle w:val="Heading1"/>
+        <w:spacing w:before="160" w:after="80"/>
+      </w:pPr>
+      <w:r>
+        <w:t>5. 관련 연구가 보여주는 구조</w:t>
+      </w:r>
+    </w:p>
+    <w:p>
+      <w:pPr>
+        <w:spacing w:after="40"/>
+        <w:ind w:left="113"/>
+      </w:pPr>
+      <w:r>
+        <w:rPr>
+          <w:b/>
+        </w:rPr>
+        <w:t xml:space="preserve">• </w:t>
+      </w:r>
+      <w:r>
+        <w:t>구매 시점 판단 연구는 historical price와 current price를 바탕으로 buy/wait 문제를 정의한다.</w:t>
+      </w:r>
+    </w:p>
+    <w:p>
+      <w:pPr>
+        <w:spacing w:after="40"/>
+        <w:ind w:left="113"/>
+      </w:pPr>
+      <w:r>
+        <w:rPr>
+          <w:b/>
+        </w:rPr>
+        <w:t xml:space="preserve">• </w:t>
+      </w:r>
+      <w:r>
+        <w:t>구매 지연 관련 연구는 ‘기다릴 수 있는 여유 구간’과 경제적 손실을 연결한다.</w:t>
+      </w:r>
+    </w:p>
+    <w:p>
+      <w:pPr>
+        <w:spacing w:after="40"/>
+        <w:ind w:left="113"/>
+      </w:pPr>
+      <w:r>
+        <w:rPr>
+          <w:b/>
+        </w:rPr>
+        <w:t xml:space="preserve">• </w:t>
+      </w:r>
+      <w:r>
+        <w:t>가격 예측 연구는 days of purchase in advance, airline, departure time 등 다중 속성을 핵심 변수로 제시한다.</w:t>
+      </w:r>
+    </w:p>
+    <w:p>
+      <w:pPr>
+        <w:spacing w:after="40"/>
+        <w:ind w:left="113"/>
+      </w:pPr>
+      <w:r>
+        <w:rPr>
+          <w:b/>
+        </w:rPr>
+        <w:t xml:space="preserve">• </w:t>
+      </w:r>
+      <w:r>
+        <w:t>가격 변동성 연구는 리드타임 자체를 위험도 해석과 연결할 수 있음을 보여준다.</w:t>
+      </w:r>
+    </w:p>
+    <w:p>
+      <w:pPr>
+        <w:spacing w:after="40"/>
+        <w:ind w:left="113"/>
+      </w:pPr>
+      <w:r>
+        <w:rPr>
+          <w:b/>
+        </w:rPr>
+        <w:t xml:space="preserve">• </w:t>
+      </w:r>
+      <w:r>
+        <w:t>가격 결정요인 연구는 요일, 구매 요일, layover, 예약 인원 수 같은 구조적 조건의 설명 가능성을 시사한다.</w:t>
+      </w:r>
+    </w:p>
+    <w:p>
+      <w:pPr>
+        <w:pStyle w:val="Heading1"/>
+        <w:spacing w:before="160" w:after="80"/>
+      </w:pPr>
+      <w:r>
+        <w:t>6. 데이터 관점의 핵심 쟁점</w:t>
+      </w:r>
+    </w:p>
+    <w:tbl>
+      <w:tblPr>
+        <w:tblStyle w:val="TableGrid"/>
+        <w:tblW w:type="auto" w:w="0"/>
+        <w:jc w:val="center"/>
+        <w:tblLook w:firstColumn="1" w:firstRow="1" w:lastColumn="0" w:lastRow="0" w:noHBand="0" w:noVBand="1" w:val="04A0"/>
+      </w:tblPr>
+      <w:tblGrid>
+        <w:gridCol w:w="4816"/>
+        <w:gridCol w:w="4816"/>
+      </w:tblGrid>
+      <w:tr>
+        <w:tc>
+          <w:tcPr>
+            <w:tcW w:type="dxa" w:w="4816"/>
             <w:shd w:fill="DCE6F1"/>
             <w:tcMar>
-              <w:top w:w="120" w:type="dxa"/>
+              <w:top w:w="90" w:type="dxa"/>
               <w:start w:w="100" w:type="dxa"/>
-              <w:bottom w:w="120" w:type="dxa"/>
+              <w:bottom w:w="90" w:type="dxa"/>
               <w:end w:w="100" w:type="dxa"/>
             </w:tcMar>
             <w:vAlign w:val="center"/>
@@ -321,18 +563,18 @@
               <w:rPr>
                 <w:b/>
               </w:rPr>
-              <w:t>자료명</w:t>
+              <w:t>쟁점</w:t>
             </w:r>
           </w:p>
         </w:tc>
         <w:tc>
           <w:tcPr>
-            <w:tcW w:type="dxa" w:w="1928"/>
+            <w:tcW w:type="dxa" w:w="4816"/>
             <w:shd w:fill="DCE6F1"/>
             <w:tcMar>
-              <w:top w:w="120" w:type="dxa"/>
+              <w:top w:w="90" w:type="dxa"/>
               <w:start w:w="100" w:type="dxa"/>
-              <w:bottom w:w="120" w:type="dxa"/>
+              <w:bottom w:w="90" w:type="dxa"/>
               <w:end w:w="100" w:type="dxa"/>
             </w:tcMar>
             <w:vAlign w:val="center"/>
@@ -345,79 +587,7 @@
               <w:rPr>
                 <w:b/>
               </w:rPr>
-              <w:t>핵심 주제</w:t>
-            </w:r>
-          </w:p>
-        </w:tc>
-        <w:tc>
-          <w:tcPr>
-            <w:tcW w:type="dxa" w:w="1928"/>
-            <w:shd w:fill="DCE6F1"/>
-            <w:tcMar>
-              <w:top w:w="120" w:type="dxa"/>
-              <w:start w:w="100" w:type="dxa"/>
-              <w:bottom w:w="120" w:type="dxa"/>
-              <w:end w:w="100" w:type="dxa"/>
-            </w:tcMar>
-            <w:vAlign w:val="center"/>
-          </w:tcPr>
-          <w:p>
-            <w:pPr>
-              <w:jc w:val="center"/>
-            </w:pPr>
-            <w:r>
-              <w:rPr>
-                <w:b/>
-              </w:rPr>
-              <w:t>추출 키워드</w:t>
-            </w:r>
-          </w:p>
-        </w:tc>
-        <w:tc>
-          <w:tcPr>
-            <w:tcW w:type="dxa" w:w="907"/>
-            <w:shd w:fill="DCE6F1"/>
-            <w:tcMar>
-              <w:top w:w="120" w:type="dxa"/>
-              <w:start w:w="100" w:type="dxa"/>
-              <w:bottom w:w="120" w:type="dxa"/>
-              <w:end w:w="100" w:type="dxa"/>
-            </w:tcMar>
-            <w:vAlign w:val="center"/>
-          </w:tcPr>
-          <w:p>
-            <w:pPr>
-              <w:jc w:val="center"/>
-            </w:pPr>
-            <w:r>
-              <w:rPr>
-                <w:b/>
-              </w:rPr>
-              <w:t>활용 장</w:t>
-            </w:r>
-          </w:p>
-        </w:tc>
-        <w:tc>
-          <w:tcPr>
-            <w:tcW w:type="dxa" w:w="567"/>
-            <w:shd w:fill="DCE6F1"/>
-            <w:tcMar>
-              <w:top w:w="120" w:type="dxa"/>
-              <w:start w:w="100" w:type="dxa"/>
-              <w:bottom w:w="120" w:type="dxa"/>
-              <w:end w:w="100" w:type="dxa"/>
-            </w:tcMar>
-            <w:vAlign w:val="center"/>
-          </w:tcPr>
-          <w:p>
-            <w:pPr>
-              <w:jc w:val="center"/>
-            </w:pPr>
-            <w:r>
-              <w:rPr>
-                <w:b/>
-              </w:rPr>
-              <w:t>신뢰도</w:t>
+              <w:t>현재 판단</w:t>
             </w:r>
           </w:p>
         </w:tc>
@@ -425,141 +595,43 @@
       <w:tr>
         <w:tc>
           <w:tcPr>
-            <w:tcW w:type="dxa" w:w="454"/>
+            <w:tcW w:type="dxa" w:w="4816"/>
             <w:tcMar>
-              <w:top w:w="120" w:type="dxa"/>
-              <w:start w:w="100" w:type="dxa"/>
-              <w:bottom w:w="120" w:type="dxa"/>
-              <w:end w:w="100" w:type="dxa"/>
+              <w:top w:w="80" w:type="dxa"/>
+              <w:start w:w="90" w:type="dxa"/>
+              <w:bottom w:w="80" w:type="dxa"/>
+              <w:end w:w="90" w:type="dxa"/>
             </w:tcMar>
             <w:vAlign w:val="center"/>
           </w:tcPr>
           <w:p>
             <w:pPr>
+              <w:spacing w:after="20"/>
               <w:jc w:val="center"/>
             </w:pPr>
             <w:r>
-              <w:t>S1</w:t>
+              <w:t>한국 측 범위</w:t>
             </w:r>
           </w:p>
         </w:tc>
         <w:tc>
           <w:tcPr>
-            <w:tcW w:type="dxa" w:w="737"/>
+            <w:tcW w:type="dxa" w:w="4816"/>
             <w:tcMar>
-              <w:top w:w="120" w:type="dxa"/>
-              <w:start w:w="100" w:type="dxa"/>
-              <w:bottom w:w="120" w:type="dxa"/>
-              <w:end w:w="100" w:type="dxa"/>
+              <w:top w:w="80" w:type="dxa"/>
+              <w:start w:w="90" w:type="dxa"/>
+              <w:bottom w:w="80" w:type="dxa"/>
+              <w:end w:w="90" w:type="dxa"/>
             </w:tcMar>
             <w:vAlign w:val="center"/>
           </w:tcPr>
           <w:p>
             <w:pPr>
-              <w:jc w:val="center"/>
-            </w:pPr>
-            <w:r>
-              <w:t>서비스</w:t>
-            </w:r>
-          </w:p>
-        </w:tc>
-        <w:tc>
-          <w:tcPr>
-            <w:tcW w:type="dxa" w:w="2268"/>
-            <w:tcMar>
-              <w:top w:w="120" w:type="dxa"/>
-              <w:start w:w="100" w:type="dxa"/>
-              <w:bottom w:w="120" w:type="dxa"/>
-              <w:end w:w="100" w:type="dxa"/>
-            </w:tcMar>
-            <w:vAlign w:val="center"/>
-          </w:tcPr>
-          <w:p>
-            <w:pPr>
+              <w:spacing w:after="20"/>
               <w:jc w:val="left"/>
             </w:pPr>
             <w:r>
-              <w:t>Google Flights 공식 도움말</w:t>
-            </w:r>
-          </w:p>
-        </w:tc>
-        <w:tc>
-          <w:tcPr>
-            <w:tcW w:type="dxa" w:w="1928"/>
-            <w:tcMar>
-              <w:top w:w="120" w:type="dxa"/>
-              <w:start w:w="100" w:type="dxa"/>
-              <w:bottom w:w="120" w:type="dxa"/>
-              <w:end w:w="100" w:type="dxa"/>
-            </w:tcMar>
-            <w:vAlign w:val="center"/>
-          </w:tcPr>
-          <w:p>
-            <w:pPr>
-              <w:jc w:val="left"/>
-            </w:pPr>
-            <w:r>
-              <w:t>가격 추적·가격 그래프·가격 비교</w:t>
-            </w:r>
-          </w:p>
-        </w:tc>
-        <w:tc>
-          <w:tcPr>
-            <w:tcW w:type="dxa" w:w="1928"/>
-            <w:tcMar>
-              <w:top w:w="120" w:type="dxa"/>
-              <w:start w:w="100" w:type="dxa"/>
-              <w:bottom w:w="120" w:type="dxa"/>
-              <w:end w:w="100" w:type="dxa"/>
-            </w:tcMar>
-            <w:vAlign w:val="center"/>
-          </w:tcPr>
-          <w:p>
-            <w:pPr>
-              <w:jc w:val="left"/>
-            </w:pPr>
-            <w:r>
-              <w:t>price tracking, price graph</w:t>
-            </w:r>
-          </w:p>
-        </w:tc>
-        <w:tc>
-          <w:tcPr>
-            <w:tcW w:type="dxa" w:w="907"/>
-            <w:tcMar>
-              <w:top w:w="120" w:type="dxa"/>
-              <w:start w:w="100" w:type="dxa"/>
-              <w:bottom w:w="120" w:type="dxa"/>
-              <w:end w:w="100" w:type="dxa"/>
-            </w:tcMar>
-            <w:vAlign w:val="center"/>
-          </w:tcPr>
-          <w:p>
-            <w:pPr>
-              <w:jc w:val="center"/>
-            </w:pPr>
-            <w:r>
-              <w:t>2,3</w:t>
-            </w:r>
-          </w:p>
-        </w:tc>
-        <w:tc>
-          <w:tcPr>
-            <w:tcW w:type="dxa" w:w="567"/>
-            <w:tcMar>
-              <w:top w:w="120" w:type="dxa"/>
-              <w:start w:w="100" w:type="dxa"/>
-              <w:bottom w:w="120" w:type="dxa"/>
-              <w:end w:w="100" w:type="dxa"/>
-            </w:tcMar>
-            <w:vAlign w:val="center"/>
-          </w:tcPr>
-          <w:p>
-            <w:pPr>
-              <w:jc w:val="center"/>
-            </w:pPr>
-            <w:r>
-              <w:t>A</w:t>
+              <w:t>IIAC와 KAC를 분리해 확인해야 하며, 인천 관점 데이터와 한국 전체 범위를 혼동하면 안 된다.</w:t>
             </w:r>
           </w:p>
         </w:tc>
@@ -567,141 +639,43 @@
       <w:tr>
         <w:tc>
           <w:tcPr>
-            <w:tcW w:type="dxa" w:w="454"/>
+            <w:tcW w:type="dxa" w:w="4816"/>
             <w:tcMar>
-              <w:top w:w="120" w:type="dxa"/>
-              <w:start w:w="100" w:type="dxa"/>
-              <w:bottom w:w="120" w:type="dxa"/>
-              <w:end w:w="100" w:type="dxa"/>
+              <w:top w:w="80" w:type="dxa"/>
+              <w:start w:w="90" w:type="dxa"/>
+              <w:bottom w:w="80" w:type="dxa"/>
+              <w:end w:w="90" w:type="dxa"/>
             </w:tcMar>
             <w:vAlign w:val="center"/>
           </w:tcPr>
           <w:p>
             <w:pPr>
+              <w:spacing w:after="20"/>
               <w:jc w:val="center"/>
             </w:pPr>
             <w:r>
-              <w:t>S2</w:t>
+              <w:t>일본 측 범위</w:t>
             </w:r>
           </w:p>
         </w:tc>
         <w:tc>
           <w:tcPr>
-            <w:tcW w:type="dxa" w:w="737"/>
+            <w:tcW w:type="dxa" w:w="4816"/>
             <w:tcMar>
-              <w:top w:w="120" w:type="dxa"/>
-              <w:start w:w="100" w:type="dxa"/>
-              <w:bottom w:w="120" w:type="dxa"/>
-              <w:end w:w="100" w:type="dxa"/>
+              <w:top w:w="80" w:type="dxa"/>
+              <w:start w:w="90" w:type="dxa"/>
+              <w:bottom w:w="80" w:type="dxa"/>
+              <w:end w:w="90" w:type="dxa"/>
             </w:tcMar>
             <w:vAlign w:val="center"/>
           </w:tcPr>
           <w:p>
             <w:pPr>
-              <w:jc w:val="center"/>
-            </w:pPr>
-            <w:r>
-              <w:t>서비스</w:t>
-            </w:r>
-          </w:p>
-        </w:tc>
-        <w:tc>
-          <w:tcPr>
-            <w:tcW w:type="dxa" w:w="2268"/>
-            <w:tcMar>
-              <w:top w:w="120" w:type="dxa"/>
-              <w:start w:w="100" w:type="dxa"/>
-              <w:bottom w:w="120" w:type="dxa"/>
-              <w:end w:w="100" w:type="dxa"/>
-            </w:tcMar>
-            <w:vAlign w:val="center"/>
-          </w:tcPr>
-          <w:p>
-            <w:pPr>
+              <w:spacing w:after="20"/>
               <w:jc w:val="left"/>
             </w:pPr>
             <w:r>
-              <w:t>Skyscanner 공식 안내</w:t>
-            </w:r>
-          </w:p>
-        </w:tc>
-        <w:tc>
-          <w:tcPr>
-            <w:tcW w:type="dxa" w:w="1928"/>
-            <w:tcMar>
-              <w:top w:w="120" w:type="dxa"/>
-              <w:start w:w="100" w:type="dxa"/>
-              <w:bottom w:w="120" w:type="dxa"/>
-              <w:end w:w="100" w:type="dxa"/>
-            </w:tcMar>
-            <w:vAlign w:val="center"/>
-          </w:tcPr>
-          <w:p>
-            <w:pPr>
-              <w:jc w:val="left"/>
-            </w:pPr>
-            <w:r>
-              <w:t>Price Alert·유연 날짜 탐색</w:t>
-            </w:r>
-          </w:p>
-        </w:tc>
-        <w:tc>
-          <w:tcPr>
-            <w:tcW w:type="dxa" w:w="1928"/>
-            <w:tcMar>
-              <w:top w:w="120" w:type="dxa"/>
-              <w:start w:w="100" w:type="dxa"/>
-              <w:bottom w:w="120" w:type="dxa"/>
-              <w:end w:w="100" w:type="dxa"/>
-            </w:tcMar>
-            <w:vAlign w:val="center"/>
-          </w:tcPr>
-          <w:p>
-            <w:pPr>
-              <w:jc w:val="left"/>
-            </w:pPr>
-            <w:r>
-              <w:t>price alert, whole month</w:t>
-            </w:r>
-          </w:p>
-        </w:tc>
-        <w:tc>
-          <w:tcPr>
-            <w:tcW w:type="dxa" w:w="907"/>
-            <w:tcMar>
-              <w:top w:w="120" w:type="dxa"/>
-              <w:start w:w="100" w:type="dxa"/>
-              <w:bottom w:w="120" w:type="dxa"/>
-              <w:end w:w="100" w:type="dxa"/>
-            </w:tcMar>
-            <w:vAlign w:val="center"/>
-          </w:tcPr>
-          <w:p>
-            <w:pPr>
-              <w:jc w:val="center"/>
-            </w:pPr>
-            <w:r>
-              <w:t>2,3</w:t>
-            </w:r>
-          </w:p>
-        </w:tc>
-        <w:tc>
-          <w:tcPr>
-            <w:tcW w:type="dxa" w:w="567"/>
-            <w:tcMar>
-              <w:top w:w="120" w:type="dxa"/>
-              <w:start w:w="100" w:type="dxa"/>
-              <w:bottom w:w="120" w:type="dxa"/>
-              <w:end w:w="100" w:type="dxa"/>
-            </w:tcMar>
-            <w:vAlign w:val="center"/>
-          </w:tcPr>
-          <w:p>
-            <w:pPr>
-              <w:jc w:val="center"/>
-            </w:pPr>
-            <w:r>
-              <w:t>A/B</w:t>
+              <w:t>도시코드와 공항코드가 혼재할 수 있으므로, 마스터 정리와 코드 분리가 선행돼야 한다.</w:t>
             </w:r>
           </w:p>
         </w:tc>
@@ -709,141 +683,43 @@
       <w:tr>
         <w:tc>
           <w:tcPr>
-            <w:tcW w:type="dxa" w:w="454"/>
+            <w:tcW w:type="dxa" w:w="4816"/>
             <w:tcMar>
-              <w:top w:w="120" w:type="dxa"/>
-              <w:start w:w="100" w:type="dxa"/>
-              <w:bottom w:w="120" w:type="dxa"/>
-              <w:end w:w="100" w:type="dxa"/>
+              <w:top w:w="80" w:type="dxa"/>
+              <w:start w:w="90" w:type="dxa"/>
+              <w:bottom w:w="80" w:type="dxa"/>
+              <w:end w:w="90" w:type="dxa"/>
             </w:tcMar>
             <w:vAlign w:val="center"/>
           </w:tcPr>
           <w:p>
             <w:pPr>
+              <w:spacing w:after="20"/>
               <w:jc w:val="center"/>
             </w:pPr>
             <w:r>
-              <w:t>S3</w:t>
+              <w:t>가격 소스</w:t>
             </w:r>
           </w:p>
         </w:tc>
         <w:tc>
           <w:tcPr>
-            <w:tcW w:type="dxa" w:w="737"/>
+            <w:tcW w:type="dxa" w:w="4816"/>
             <w:tcMar>
-              <w:top w:w="120" w:type="dxa"/>
-              <w:start w:w="100" w:type="dxa"/>
-              <w:bottom w:w="120" w:type="dxa"/>
-              <w:end w:w="100" w:type="dxa"/>
+              <w:top w:w="80" w:type="dxa"/>
+              <w:start w:w="90" w:type="dxa"/>
+              <w:bottom w:w="80" w:type="dxa"/>
+              <w:end w:w="90" w:type="dxa"/>
             </w:tcMar>
             <w:vAlign w:val="center"/>
           </w:tcPr>
           <w:p>
             <w:pPr>
-              <w:jc w:val="center"/>
-            </w:pPr>
-            <w:r>
-              <w:t>서비스</w:t>
-            </w:r>
-          </w:p>
-        </w:tc>
-        <w:tc>
-          <w:tcPr>
-            <w:tcW w:type="dxa" w:w="2268"/>
-            <w:tcMar>
-              <w:top w:w="120" w:type="dxa"/>
-              <w:start w:w="100" w:type="dxa"/>
-              <w:bottom w:w="120" w:type="dxa"/>
-              <w:end w:w="100" w:type="dxa"/>
-            </w:tcMar>
-            <w:vAlign w:val="center"/>
-          </w:tcPr>
-          <w:p>
-            <w:pPr>
+              <w:spacing w:after="20"/>
               <w:jc w:val="left"/>
             </w:pPr>
             <w:r>
-              <w:t>KAYAK 공식 도움말</w:t>
-            </w:r>
-          </w:p>
-        </w:tc>
-        <w:tc>
-          <w:tcPr>
-            <w:tcW w:type="dxa" w:w="1928"/>
-            <w:tcMar>
-              <w:top w:w="120" w:type="dxa"/>
-              <w:start w:w="100" w:type="dxa"/>
-              <w:bottom w:w="120" w:type="dxa"/>
-              <w:end w:w="100" w:type="dxa"/>
-            </w:tcMar>
-            <w:vAlign w:val="center"/>
-          </w:tcPr>
-          <w:p>
-            <w:pPr>
-              <w:jc w:val="left"/>
-            </w:pPr>
-            <w:r>
-              <w:t>Price Forecast·7일 상승/하락 예측</w:t>
-            </w:r>
-          </w:p>
-        </w:tc>
-        <w:tc>
-          <w:tcPr>
-            <w:tcW w:type="dxa" w:w="1928"/>
-            <w:tcMar>
-              <w:top w:w="120" w:type="dxa"/>
-              <w:start w:w="100" w:type="dxa"/>
-              <w:bottom w:w="120" w:type="dxa"/>
-              <w:end w:w="100" w:type="dxa"/>
-            </w:tcMar>
-            <w:vAlign w:val="center"/>
-          </w:tcPr>
-          <w:p>
-            <w:pPr>
-              <w:jc w:val="left"/>
-            </w:pPr>
-            <w:r>
-              <w:t>price forecast, historical and real-time data</w:t>
-            </w:r>
-          </w:p>
-        </w:tc>
-        <w:tc>
-          <w:tcPr>
-            <w:tcW w:type="dxa" w:w="907"/>
-            <w:tcMar>
-              <w:top w:w="120" w:type="dxa"/>
-              <w:start w:w="100" w:type="dxa"/>
-              <w:bottom w:w="120" w:type="dxa"/>
-              <w:end w:w="100" w:type="dxa"/>
-            </w:tcMar>
-            <w:vAlign w:val="center"/>
-          </w:tcPr>
-          <w:p>
-            <w:pPr>
-              <w:jc w:val="center"/>
-            </w:pPr>
-            <w:r>
-              <w:t>2,3</w:t>
-            </w:r>
-          </w:p>
-        </w:tc>
-        <w:tc>
-          <w:tcPr>
-            <w:tcW w:type="dxa" w:w="567"/>
-            <w:tcMar>
-              <w:top w:w="120" w:type="dxa"/>
-              <w:start w:w="100" w:type="dxa"/>
-              <w:bottom w:w="120" w:type="dxa"/>
-              <w:end w:w="100" w:type="dxa"/>
-            </w:tcMar>
-            <w:vAlign w:val="center"/>
-          </w:tcPr>
-          <w:p>
-            <w:pPr>
-              <w:jc w:val="center"/>
-            </w:pPr>
-            <w:r>
-              <w:t>A</w:t>
+              <w:t>실시간 오퍼형 API 후보는 존재하나, 핵심 소스와 과거 히스토리 확보 방식은 아직 미확정이다.</w:t>
             </w:r>
           </w:p>
         </w:tc>
@@ -851,1265 +727,107 @@
       <w:tr>
         <w:tc>
           <w:tcPr>
-            <w:tcW w:type="dxa" w:w="454"/>
+            <w:tcW w:type="dxa" w:w="4816"/>
             <w:tcMar>
-              <w:top w:w="120" w:type="dxa"/>
-              <w:start w:w="100" w:type="dxa"/>
-              <w:bottom w:w="120" w:type="dxa"/>
-              <w:end w:w="100" w:type="dxa"/>
+              <w:top w:w="80" w:type="dxa"/>
+              <w:start w:w="90" w:type="dxa"/>
+              <w:bottom w:w="80" w:type="dxa"/>
+              <w:end w:w="90" w:type="dxa"/>
             </w:tcMar>
             <w:vAlign w:val="center"/>
           </w:tcPr>
           <w:p>
             <w:pPr>
+              <w:spacing w:after="20"/>
               <w:jc w:val="center"/>
             </w:pPr>
             <w:r>
-              <w:t>S4</w:t>
+              <w:t>분석 단위</w:t>
             </w:r>
           </w:p>
         </w:tc>
         <w:tc>
           <w:tcPr>
-            <w:tcW w:type="dxa" w:w="737"/>
+            <w:tcW w:type="dxa" w:w="4816"/>
             <w:tcMar>
-              <w:top w:w="120" w:type="dxa"/>
-              <w:start w:w="100" w:type="dxa"/>
-              <w:bottom w:w="120" w:type="dxa"/>
-              <w:end w:w="100" w:type="dxa"/>
+              <w:top w:w="80" w:type="dxa"/>
+              <w:start w:w="90" w:type="dxa"/>
+              <w:bottom w:w="80" w:type="dxa"/>
+              <w:end w:w="90" w:type="dxa"/>
             </w:tcMar>
             <w:vAlign w:val="center"/>
           </w:tcPr>
           <w:p>
             <w:pPr>
-              <w:jc w:val="center"/>
-            </w:pPr>
-            <w:r>
-              <w:t>서비스</w:t>
-            </w:r>
-          </w:p>
-        </w:tc>
-        <w:tc>
-          <w:tcPr>
-            <w:tcW w:type="dxa" w:w="2268"/>
-            <w:tcMar>
-              <w:top w:w="120" w:type="dxa"/>
-              <w:start w:w="100" w:type="dxa"/>
-              <w:bottom w:w="120" w:type="dxa"/>
-              <w:end w:w="100" w:type="dxa"/>
-            </w:tcMar>
-            <w:vAlign w:val="center"/>
-          </w:tcPr>
-          <w:p>
-            <w:pPr>
+              <w:spacing w:after="20"/>
               <w:jc w:val="left"/>
             </w:pPr>
             <w:r>
-              <w:t>Hopper 공식 도움말</w:t>
-            </w:r>
-          </w:p>
-        </w:tc>
-        <w:tc>
-          <w:tcPr>
-            <w:tcW w:type="dxa" w:w="1928"/>
-            <w:tcMar>
-              <w:top w:w="120" w:type="dxa"/>
-              <w:start w:w="100" w:type="dxa"/>
-              <w:bottom w:w="120" w:type="dxa"/>
-              <w:end w:w="100" w:type="dxa"/>
-            </w:tcMar>
-            <w:vAlign w:val="center"/>
-          </w:tcPr>
-          <w:p>
-            <w:pPr>
-              <w:jc w:val="left"/>
-            </w:pPr>
-            <w:r>
-              <w:t>Price Prediction·watch/book 판단</w:t>
-            </w:r>
-          </w:p>
-        </w:tc>
-        <w:tc>
-          <w:tcPr>
-            <w:tcW w:type="dxa" w:w="1928"/>
-            <w:tcMar>
-              <w:top w:w="120" w:type="dxa"/>
-              <w:start w:w="100" w:type="dxa"/>
-              <w:bottom w:w="120" w:type="dxa"/>
-              <w:end w:w="100" w:type="dxa"/>
-            </w:tcMar>
-            <w:vAlign w:val="center"/>
-          </w:tcPr>
-          <w:p>
-            <w:pPr>
-              <w:jc w:val="left"/>
-            </w:pPr>
-            <w:r>
-              <w:t>price predictions, watch trip</w:t>
-            </w:r>
-          </w:p>
-        </w:tc>
-        <w:tc>
-          <w:tcPr>
-            <w:tcW w:type="dxa" w:w="907"/>
-            <w:tcMar>
-              <w:top w:w="120" w:type="dxa"/>
-              <w:start w:w="100" w:type="dxa"/>
-              <w:bottom w:w="120" w:type="dxa"/>
-              <w:end w:w="100" w:type="dxa"/>
-            </w:tcMar>
-            <w:vAlign w:val="center"/>
-          </w:tcPr>
-          <w:p>
-            <w:pPr>
-              <w:jc w:val="center"/>
-            </w:pPr>
-            <w:r>
-              <w:t>2,3</w:t>
-            </w:r>
-          </w:p>
-        </w:tc>
-        <w:tc>
-          <w:tcPr>
-            <w:tcW w:type="dxa" w:w="567"/>
-            <w:tcMar>
-              <w:top w:w="120" w:type="dxa"/>
-              <w:start w:w="100" w:type="dxa"/>
-              <w:bottom w:w="120" w:type="dxa"/>
-              <w:end w:w="100" w:type="dxa"/>
-            </w:tcMar>
-            <w:vAlign w:val="center"/>
-          </w:tcPr>
-          <w:p>
-            <w:pPr>
-              <w:jc w:val="center"/>
-            </w:pPr>
-            <w:r>
-              <w:t>A</w:t>
-            </w:r>
-          </w:p>
-        </w:tc>
-      </w:tr>
-      <w:tr>
-        <w:tc>
-          <w:tcPr>
-            <w:tcW w:type="dxa" w:w="454"/>
-            <w:tcMar>
-              <w:top w:w="120" w:type="dxa"/>
-              <w:start w:w="100" w:type="dxa"/>
-              <w:bottom w:w="120" w:type="dxa"/>
-              <w:end w:w="100" w:type="dxa"/>
-            </w:tcMar>
-            <w:vAlign w:val="center"/>
-          </w:tcPr>
-          <w:p>
-            <w:pPr>
-              <w:jc w:val="center"/>
-            </w:pPr>
-            <w:r>
-              <w:t>P1</w:t>
-            </w:r>
-          </w:p>
-        </w:tc>
-        <w:tc>
-          <w:tcPr>
-            <w:tcW w:type="dxa" w:w="737"/>
-            <w:tcMar>
-              <w:top w:w="120" w:type="dxa"/>
-              <w:start w:w="100" w:type="dxa"/>
-              <w:bottom w:w="120" w:type="dxa"/>
-              <w:end w:w="100" w:type="dxa"/>
-            </w:tcMar>
-            <w:vAlign w:val="center"/>
-          </w:tcPr>
-          <w:p>
-            <w:pPr>
-              <w:jc w:val="center"/>
-            </w:pPr>
-            <w:r>
-              <w:t>논문</w:t>
-            </w:r>
-          </w:p>
-        </w:tc>
-        <w:tc>
-          <w:tcPr>
-            <w:tcW w:type="dxa" w:w="2268"/>
-            <w:tcMar>
-              <w:top w:w="120" w:type="dxa"/>
-              <w:start w:w="100" w:type="dxa"/>
-              <w:bottom w:w="120" w:type="dxa"/>
-              <w:end w:w="100" w:type="dxa"/>
-            </w:tcMar>
-            <w:vAlign w:val="center"/>
-          </w:tcPr>
-          <w:p>
-            <w:pPr>
-              <w:jc w:val="left"/>
-            </w:pPr>
-            <w:r>
-              <w:t>Jun Lu (2017)</w:t>
-            </w:r>
-          </w:p>
-        </w:tc>
-        <w:tc>
-          <w:tcPr>
-            <w:tcW w:type="dxa" w:w="1928"/>
-            <w:tcMar>
-              <w:top w:w="120" w:type="dxa"/>
-              <w:start w:w="100" w:type="dxa"/>
-              <w:bottom w:w="120" w:type="dxa"/>
-              <w:end w:w="100" w:type="dxa"/>
-            </w:tcMar>
-            <w:vAlign w:val="center"/>
-          </w:tcPr>
-          <w:p>
-            <w:pPr>
-              <w:jc w:val="left"/>
-            </w:pPr>
-            <w:r>
-              <w:t>buy/wait 문제 정의</w:t>
-            </w:r>
-          </w:p>
-        </w:tc>
-        <w:tc>
-          <w:tcPr>
-            <w:tcW w:type="dxa" w:w="1928"/>
-            <w:tcMar>
-              <w:top w:w="120" w:type="dxa"/>
-              <w:start w:w="100" w:type="dxa"/>
-              <w:bottom w:w="120" w:type="dxa"/>
-              <w:end w:w="100" w:type="dxa"/>
-            </w:tcMar>
-            <w:vAlign w:val="center"/>
-          </w:tcPr>
-          <w:p>
-            <w:pPr>
-              <w:jc w:val="left"/>
-            </w:pPr>
-            <w:r>
-              <w:t>historical price, current price</w:t>
-            </w:r>
-          </w:p>
-        </w:tc>
-        <w:tc>
-          <w:tcPr>
-            <w:tcW w:type="dxa" w:w="907"/>
-            <w:tcMar>
-              <w:top w:w="120" w:type="dxa"/>
-              <w:start w:w="100" w:type="dxa"/>
-              <w:bottom w:w="120" w:type="dxa"/>
-              <w:end w:w="100" w:type="dxa"/>
-            </w:tcMar>
-            <w:vAlign w:val="center"/>
-          </w:tcPr>
-          <w:p>
-            <w:pPr>
-              <w:jc w:val="center"/>
-            </w:pPr>
-            <w:r>
-              <w:t>4</w:t>
-            </w:r>
-          </w:p>
-        </w:tc>
-        <w:tc>
-          <w:tcPr>
-            <w:tcW w:type="dxa" w:w="567"/>
-            <w:tcMar>
-              <w:top w:w="120" w:type="dxa"/>
-              <w:start w:w="100" w:type="dxa"/>
-              <w:bottom w:w="120" w:type="dxa"/>
-              <w:end w:w="100" w:type="dxa"/>
-            </w:tcMar>
-            <w:vAlign w:val="center"/>
-          </w:tcPr>
-          <w:p>
-            <w:pPr>
-              <w:jc w:val="center"/>
-            </w:pPr>
-            <w:r>
-              <w:t>A</w:t>
-            </w:r>
-          </w:p>
-        </w:tc>
-      </w:tr>
-      <w:tr>
-        <w:tc>
-          <w:tcPr>
-            <w:tcW w:type="dxa" w:w="454"/>
-            <w:tcMar>
-              <w:top w:w="120" w:type="dxa"/>
-              <w:start w:w="100" w:type="dxa"/>
-              <w:bottom w:w="120" w:type="dxa"/>
-              <w:end w:w="100" w:type="dxa"/>
-            </w:tcMar>
-            <w:vAlign w:val="center"/>
-          </w:tcPr>
-          <w:p>
-            <w:pPr>
-              <w:jc w:val="center"/>
-            </w:pPr>
-            <w:r>
-              <w:t>P2</w:t>
-            </w:r>
-          </w:p>
-        </w:tc>
-        <w:tc>
-          <w:tcPr>
-            <w:tcW w:type="dxa" w:w="737"/>
-            <w:tcMar>
-              <w:top w:w="120" w:type="dxa"/>
-              <w:start w:w="100" w:type="dxa"/>
-              <w:bottom w:w="120" w:type="dxa"/>
-              <w:end w:w="100" w:type="dxa"/>
-            </w:tcMar>
-            <w:vAlign w:val="center"/>
-          </w:tcPr>
-          <w:p>
-            <w:pPr>
-              <w:jc w:val="center"/>
-            </w:pPr>
-            <w:r>
-              <w:t>논문</w:t>
-            </w:r>
-          </w:p>
-        </w:tc>
-        <w:tc>
-          <w:tcPr>
-            <w:tcW w:type="dxa" w:w="2268"/>
-            <w:tcMar>
-              <w:top w:w="120" w:type="dxa"/>
-              <w:start w:w="100" w:type="dxa"/>
-              <w:bottom w:w="120" w:type="dxa"/>
-              <w:end w:w="100" w:type="dxa"/>
-            </w:tcMar>
-            <w:vAlign w:val="center"/>
-          </w:tcPr>
-          <w:p>
-            <w:pPr>
-              <w:jc w:val="left"/>
-            </w:pPr>
-            <w:r>
-              <w:t>Dominguez-Menchero et al. (2014)</w:t>
-            </w:r>
-          </w:p>
-        </w:tc>
-        <w:tc>
-          <w:tcPr>
-            <w:tcW w:type="dxa" w:w="1928"/>
-            <w:tcMar>
-              <w:top w:w="120" w:type="dxa"/>
-              <w:start w:w="100" w:type="dxa"/>
-              <w:bottom w:w="120" w:type="dxa"/>
-              <w:end w:w="100" w:type="dxa"/>
-            </w:tcMar>
-            <w:vAlign w:val="center"/>
-          </w:tcPr>
-          <w:p>
-            <w:pPr>
-              <w:jc w:val="left"/>
-            </w:pPr>
-            <w:r>
-              <w:t>구매 시점과 경제적 손실</w:t>
-            </w:r>
-          </w:p>
-        </w:tc>
-        <w:tc>
-          <w:tcPr>
-            <w:tcW w:type="dxa" w:w="1928"/>
-            <w:tcMar>
-              <w:top w:w="120" w:type="dxa"/>
-              <w:start w:w="100" w:type="dxa"/>
-              <w:bottom w:w="120" w:type="dxa"/>
-              <w:end w:w="100" w:type="dxa"/>
-            </w:tcMar>
-            <w:vAlign w:val="center"/>
-          </w:tcPr>
-          <w:p>
-            <w:pPr>
-              <w:jc w:val="left"/>
-            </w:pPr>
-            <w:r>
-              <w:t>optimal purchase timing</w:t>
-            </w:r>
-          </w:p>
-        </w:tc>
-        <w:tc>
-          <w:tcPr>
-            <w:tcW w:type="dxa" w:w="907"/>
-            <w:tcMar>
-              <w:top w:w="120" w:type="dxa"/>
-              <w:start w:w="100" w:type="dxa"/>
-              <w:bottom w:w="120" w:type="dxa"/>
-              <w:end w:w="100" w:type="dxa"/>
-            </w:tcMar>
-            <w:vAlign w:val="center"/>
-          </w:tcPr>
-          <w:p>
-            <w:pPr>
-              <w:jc w:val="center"/>
-            </w:pPr>
-            <w:r>
-              <w:t>4</w:t>
-            </w:r>
-          </w:p>
-        </w:tc>
-        <w:tc>
-          <w:tcPr>
-            <w:tcW w:type="dxa" w:w="567"/>
-            <w:tcMar>
-              <w:top w:w="120" w:type="dxa"/>
-              <w:start w:w="100" w:type="dxa"/>
-              <w:bottom w:w="120" w:type="dxa"/>
-              <w:end w:w="100" w:type="dxa"/>
-            </w:tcMar>
-            <w:vAlign w:val="center"/>
-          </w:tcPr>
-          <w:p>
-            <w:pPr>
-              <w:jc w:val="center"/>
-            </w:pPr>
-            <w:r>
-              <w:t>A/B</w:t>
-            </w:r>
-          </w:p>
-        </w:tc>
-      </w:tr>
-      <w:tr>
-        <w:tc>
-          <w:tcPr>
-            <w:tcW w:type="dxa" w:w="454"/>
-            <w:tcMar>
-              <w:top w:w="120" w:type="dxa"/>
-              <w:start w:w="100" w:type="dxa"/>
-              <w:bottom w:w="120" w:type="dxa"/>
-              <w:end w:w="100" w:type="dxa"/>
-            </w:tcMar>
-            <w:vAlign w:val="center"/>
-          </w:tcPr>
-          <w:p>
-            <w:pPr>
-              <w:jc w:val="center"/>
-            </w:pPr>
-            <w:r>
-              <w:t>P3</w:t>
-            </w:r>
-          </w:p>
-        </w:tc>
-        <w:tc>
-          <w:tcPr>
-            <w:tcW w:type="dxa" w:w="737"/>
-            <w:tcMar>
-              <w:top w:w="120" w:type="dxa"/>
-              <w:start w:w="100" w:type="dxa"/>
-              <w:bottom w:w="120" w:type="dxa"/>
-              <w:end w:w="100" w:type="dxa"/>
-            </w:tcMar>
-            <w:vAlign w:val="center"/>
-          </w:tcPr>
-          <w:p>
-            <w:pPr>
-              <w:jc w:val="center"/>
-            </w:pPr>
-            <w:r>
-              <w:t>논문</w:t>
-            </w:r>
-          </w:p>
-        </w:tc>
-        <w:tc>
-          <w:tcPr>
-            <w:tcW w:type="dxa" w:w="2268"/>
-            <w:tcMar>
-              <w:top w:w="120" w:type="dxa"/>
-              <w:start w:w="100" w:type="dxa"/>
-              <w:bottom w:w="120" w:type="dxa"/>
-              <w:end w:w="100" w:type="dxa"/>
-            </w:tcMar>
-            <w:vAlign w:val="center"/>
-          </w:tcPr>
-          <w:p>
-            <w:pPr>
-              <w:jc w:val="left"/>
-            </w:pPr>
-            <w:r>
-              <w:t>Zhao et al. (2021)</w:t>
-            </w:r>
-          </w:p>
-        </w:tc>
-        <w:tc>
-          <w:tcPr>
-            <w:tcW w:type="dxa" w:w="1928"/>
-            <w:tcMar>
-              <w:top w:w="120" w:type="dxa"/>
-              <w:start w:w="100" w:type="dxa"/>
-              <w:bottom w:w="120" w:type="dxa"/>
-              <w:end w:w="100" w:type="dxa"/>
-            </w:tcMar>
-            <w:vAlign w:val="center"/>
-          </w:tcPr>
-          <w:p>
-            <w:pPr>
-              <w:jc w:val="left"/>
-            </w:pPr>
-            <w:r>
-              <w:t>다중 속성 기반 가격 예측</w:t>
-            </w:r>
-          </w:p>
-        </w:tc>
-        <w:tc>
-          <w:tcPr>
-            <w:tcW w:type="dxa" w:w="1928"/>
-            <w:tcMar>
-              <w:top w:w="120" w:type="dxa"/>
-              <w:start w:w="100" w:type="dxa"/>
-              <w:bottom w:w="120" w:type="dxa"/>
-              <w:end w:w="100" w:type="dxa"/>
-            </w:tcMar>
-            <w:vAlign w:val="center"/>
-          </w:tcPr>
-          <w:p>
-            <w:pPr>
-              <w:jc w:val="left"/>
-            </w:pPr>
-            <w:r>
-              <w:t>days of purchase in advance</w:t>
-            </w:r>
-          </w:p>
-        </w:tc>
-        <w:tc>
-          <w:tcPr>
-            <w:tcW w:type="dxa" w:w="907"/>
-            <w:tcMar>
-              <w:top w:w="120" w:type="dxa"/>
-              <w:start w:w="100" w:type="dxa"/>
-              <w:bottom w:w="120" w:type="dxa"/>
-              <w:end w:w="100" w:type="dxa"/>
-            </w:tcMar>
-            <w:vAlign w:val="center"/>
-          </w:tcPr>
-          <w:p>
-            <w:pPr>
-              <w:jc w:val="center"/>
-            </w:pPr>
-            <w:r>
-              <w:t>4</w:t>
-            </w:r>
-          </w:p>
-        </w:tc>
-        <w:tc>
-          <w:tcPr>
-            <w:tcW w:type="dxa" w:w="567"/>
-            <w:tcMar>
-              <w:top w:w="120" w:type="dxa"/>
-              <w:start w:w="100" w:type="dxa"/>
-              <w:bottom w:w="120" w:type="dxa"/>
-              <w:end w:w="100" w:type="dxa"/>
-            </w:tcMar>
-            <w:vAlign w:val="center"/>
-          </w:tcPr>
-          <w:p>
-            <w:pPr>
-              <w:jc w:val="center"/>
-            </w:pPr>
-            <w:r>
-              <w:t>A</w:t>
-            </w:r>
-          </w:p>
-        </w:tc>
-      </w:tr>
-      <w:tr>
-        <w:tc>
-          <w:tcPr>
-            <w:tcW w:type="dxa" w:w="454"/>
-            <w:tcMar>
-              <w:top w:w="120" w:type="dxa"/>
-              <w:start w:w="100" w:type="dxa"/>
-              <w:bottom w:w="120" w:type="dxa"/>
-              <w:end w:w="100" w:type="dxa"/>
-            </w:tcMar>
-            <w:vAlign w:val="center"/>
-          </w:tcPr>
-          <w:p>
-            <w:pPr>
-              <w:jc w:val="center"/>
-            </w:pPr>
-            <w:r>
-              <w:t>P4</w:t>
-            </w:r>
-          </w:p>
-        </w:tc>
-        <w:tc>
-          <w:tcPr>
-            <w:tcW w:type="dxa" w:w="737"/>
-            <w:tcMar>
-              <w:top w:w="120" w:type="dxa"/>
-              <w:start w:w="100" w:type="dxa"/>
-              <w:bottom w:w="120" w:type="dxa"/>
-              <w:end w:w="100" w:type="dxa"/>
-            </w:tcMar>
-            <w:vAlign w:val="center"/>
-          </w:tcPr>
-          <w:p>
-            <w:pPr>
-              <w:jc w:val="center"/>
-            </w:pPr>
-            <w:r>
-              <w:t>논문</w:t>
-            </w:r>
-          </w:p>
-        </w:tc>
-        <w:tc>
-          <w:tcPr>
-            <w:tcW w:type="dxa" w:w="2268"/>
-            <w:tcMar>
-              <w:top w:w="120" w:type="dxa"/>
-              <w:start w:w="100" w:type="dxa"/>
-              <w:bottom w:w="120" w:type="dxa"/>
-              <w:end w:w="100" w:type="dxa"/>
-            </w:tcMar>
-            <w:vAlign w:val="center"/>
-          </w:tcPr>
-          <w:p>
-            <w:pPr>
-              <w:jc w:val="left"/>
-            </w:pPr>
-            <w:r>
-              <w:t>Gillen et al. (2009)</w:t>
-            </w:r>
-          </w:p>
-        </w:tc>
-        <w:tc>
-          <w:tcPr>
-            <w:tcW w:type="dxa" w:w="1928"/>
-            <w:tcMar>
-              <w:top w:w="120" w:type="dxa"/>
-              <w:start w:w="100" w:type="dxa"/>
-              <w:bottom w:w="120" w:type="dxa"/>
-              <w:end w:w="100" w:type="dxa"/>
-            </w:tcMar>
-            <w:vAlign w:val="center"/>
-          </w:tcPr>
-          <w:p>
-            <w:pPr>
-              <w:jc w:val="left"/>
-            </w:pPr>
-            <w:r>
-              <w:t>가격 변동성과 리드타임</w:t>
-            </w:r>
-          </w:p>
-        </w:tc>
-        <w:tc>
-          <w:tcPr>
-            <w:tcW w:type="dxa" w:w="1928"/>
-            <w:tcMar>
-              <w:top w:w="120" w:type="dxa"/>
-              <w:start w:w="100" w:type="dxa"/>
-              <w:bottom w:w="120" w:type="dxa"/>
-              <w:end w:w="100" w:type="dxa"/>
-            </w:tcMar>
-            <w:vAlign w:val="center"/>
-          </w:tcPr>
-          <w:p>
-            <w:pPr>
-              <w:jc w:val="left"/>
-            </w:pPr>
-            <w:r>
-              <w:t>price volatility, 2 weeks</w:t>
-            </w:r>
-          </w:p>
-        </w:tc>
-        <w:tc>
-          <w:tcPr>
-            <w:tcW w:type="dxa" w:w="907"/>
-            <w:tcMar>
-              <w:top w:w="120" w:type="dxa"/>
-              <w:start w:w="100" w:type="dxa"/>
-              <w:bottom w:w="120" w:type="dxa"/>
-              <w:end w:w="100" w:type="dxa"/>
-            </w:tcMar>
-            <w:vAlign w:val="center"/>
-          </w:tcPr>
-          <w:p>
-            <w:pPr>
-              <w:jc w:val="center"/>
-            </w:pPr>
-            <w:r>
-              <w:t>4</w:t>
-            </w:r>
-          </w:p>
-        </w:tc>
-        <w:tc>
-          <w:tcPr>
-            <w:tcW w:type="dxa" w:w="567"/>
-            <w:tcMar>
-              <w:top w:w="120" w:type="dxa"/>
-              <w:start w:w="100" w:type="dxa"/>
-              <w:bottom w:w="120" w:type="dxa"/>
-              <w:end w:w="100" w:type="dxa"/>
-            </w:tcMar>
-            <w:vAlign w:val="center"/>
-          </w:tcPr>
-          <w:p>
-            <w:pPr>
-              <w:jc w:val="center"/>
-            </w:pPr>
-            <w:r>
-              <w:t>A/B</w:t>
-            </w:r>
-          </w:p>
-        </w:tc>
-      </w:tr>
-      <w:tr>
-        <w:tc>
-          <w:tcPr>
-            <w:tcW w:type="dxa" w:w="454"/>
-            <w:tcMar>
-              <w:top w:w="120" w:type="dxa"/>
-              <w:start w:w="100" w:type="dxa"/>
-              <w:bottom w:w="120" w:type="dxa"/>
-              <w:end w:w="100" w:type="dxa"/>
-            </w:tcMar>
-            <w:vAlign w:val="center"/>
-          </w:tcPr>
-          <w:p>
-            <w:pPr>
-              <w:jc w:val="center"/>
-            </w:pPr>
-            <w:r>
-              <w:t>P5</w:t>
-            </w:r>
-          </w:p>
-        </w:tc>
-        <w:tc>
-          <w:tcPr>
-            <w:tcW w:type="dxa" w:w="737"/>
-            <w:tcMar>
-              <w:top w:w="120" w:type="dxa"/>
-              <w:start w:w="100" w:type="dxa"/>
-              <w:bottom w:w="120" w:type="dxa"/>
-              <w:end w:w="100" w:type="dxa"/>
-            </w:tcMar>
-            <w:vAlign w:val="center"/>
-          </w:tcPr>
-          <w:p>
-            <w:pPr>
-              <w:jc w:val="center"/>
-            </w:pPr>
-            <w:r>
-              <w:t>논문</w:t>
-            </w:r>
-          </w:p>
-        </w:tc>
-        <w:tc>
-          <w:tcPr>
-            <w:tcW w:type="dxa" w:w="2268"/>
-            <w:tcMar>
-              <w:top w:w="120" w:type="dxa"/>
-              <w:start w:w="100" w:type="dxa"/>
-              <w:bottom w:w="120" w:type="dxa"/>
-              <w:end w:w="100" w:type="dxa"/>
-            </w:tcMar>
-            <w:vAlign w:val="center"/>
-          </w:tcPr>
-          <w:p>
-            <w:pPr>
-              <w:jc w:val="left"/>
-            </w:pPr>
-            <w:r>
-              <w:t>Otręba et al. (2025)</w:t>
-            </w:r>
-          </w:p>
-        </w:tc>
-        <w:tc>
-          <w:tcPr>
-            <w:tcW w:type="dxa" w:w="1928"/>
-            <w:tcMar>
-              <w:top w:w="120" w:type="dxa"/>
-              <w:start w:w="100" w:type="dxa"/>
-              <w:bottom w:w="120" w:type="dxa"/>
-              <w:end w:w="100" w:type="dxa"/>
-            </w:tcMar>
-            <w:vAlign w:val="center"/>
-          </w:tcPr>
-          <w:p>
-            <w:pPr>
-              <w:jc w:val="left"/>
-            </w:pPr>
-            <w:r>
-              <w:t>단거리 시장 가격 결정요인</w:t>
-            </w:r>
-          </w:p>
-        </w:tc>
-        <w:tc>
-          <w:tcPr>
-            <w:tcW w:type="dxa" w:w="1928"/>
-            <w:tcMar>
-              <w:top w:w="120" w:type="dxa"/>
-              <w:start w:w="100" w:type="dxa"/>
-              <w:bottom w:w="120" w:type="dxa"/>
-              <w:end w:w="100" w:type="dxa"/>
-            </w:tcMar>
-            <w:vAlign w:val="center"/>
-          </w:tcPr>
-          <w:p>
-            <w:pPr>
-              <w:jc w:val="left"/>
-            </w:pPr>
-            <w:r>
-              <w:t>layover, weekday, passengers</w:t>
-            </w:r>
-          </w:p>
-        </w:tc>
-        <w:tc>
-          <w:tcPr>
-            <w:tcW w:type="dxa" w:w="907"/>
-            <w:tcMar>
-              <w:top w:w="120" w:type="dxa"/>
-              <w:start w:w="100" w:type="dxa"/>
-              <w:bottom w:w="120" w:type="dxa"/>
-              <w:end w:w="100" w:type="dxa"/>
-            </w:tcMar>
-            <w:vAlign w:val="center"/>
-          </w:tcPr>
-          <w:p>
-            <w:pPr>
-              <w:jc w:val="center"/>
-            </w:pPr>
-            <w:r>
-              <w:t>4</w:t>
-            </w:r>
-          </w:p>
-        </w:tc>
-        <w:tc>
-          <w:tcPr>
-            <w:tcW w:type="dxa" w:w="567"/>
-            <w:tcMar>
-              <w:top w:w="120" w:type="dxa"/>
-              <w:start w:w="100" w:type="dxa"/>
-              <w:bottom w:w="120" w:type="dxa"/>
-              <w:end w:w="100" w:type="dxa"/>
-            </w:tcMar>
-            <w:vAlign w:val="center"/>
-          </w:tcPr>
-          <w:p>
-            <w:pPr>
-              <w:jc w:val="center"/>
-            </w:pPr>
-            <w:r>
-              <w:t>A/B</w:t>
+              <w:t>도시권·공항쌍·개별 노선 중 어느 단위가 가능한지는 실제 데이터 응답을 확인한 뒤 결정한다.</w:t>
             </w:r>
           </w:p>
         </w:tc>
       </w:tr>
     </w:tbl>
+    <w:p/>
     <w:p>
+      <w:pPr>
+        <w:pStyle w:val="Heading1"/>
+        <w:spacing w:before="160" w:after="80"/>
+      </w:pPr>
       <w:r>
-        <w:t>서비스 자료는 사용자가 실제로 마주하는 판단 보조 기능의 형태를 보여주고, 연구 자료는 어떤 데이터 단위와 변수 구조로 가격 판단 문제를 다뤘는지 보여준다. 둘을 함께 봐야 '무엇이 사용자 친화적인 출력인지'와 '무엇이 데이터적으로 재현 가능한지'를 동시에 점검할 수 있다.</w:t>
+        <w:t>7. 현 단계에서 유지할 기준</w:t>
       </w:r>
     </w:p>
     <w:p>
       <w:pPr>
-        <w:pStyle w:val="Heading1"/>
+        <w:spacing w:after="40"/>
+        <w:ind w:left="113"/>
       </w:pPr>
       <w:r>
-        <w:t>4. 유사 서비스가 보여주는 공통 패턴</w:t>
+        <w:rPr>
+          <w:b/>
+        </w:rPr>
+        <w:t xml:space="preserve">• </w:t>
+      </w:r>
+      <w:r>
+        <w:t>현재 단계에서는 범위, 분석 단위, 대표 노선 수, 예측 기간, 모델 방식을 최종 확정하지 않는다.</w:t>
       </w:r>
     </w:p>
     <w:p>
       <w:pPr>
-        <w:ind w:left="227" w:hanging="198"/>
+        <w:spacing w:after="40"/>
+        <w:ind w:left="113"/>
       </w:pPr>
       <w:r>
         <w:rPr>
-          <w:rFonts w:ascii="Malgun Gothic" w:hAnsi="Malgun Gothic" w:eastAsia="Malgun Gothic"/>
+          <w:b/>
         </w:rPr>
-        <w:t>• Google Flights는 specific flights, routes, dates 기준 가격 추적과 price graph/interactive calendar를 제공한다(S1).</w:t>
+        <w:t xml:space="preserve">• </w:t>
+      </w:r>
+      <w:r>
+        <w:t>새 문서 작성 시 baseline은 주제 기준선, research는 근거, checklist는 검증 순서, anchor는 현재 상태 확인용으로 참조한다.</w:t>
       </w:r>
     </w:p>
     <w:p>
       <w:pPr>
-        <w:ind w:left="227" w:hanging="198"/>
+        <w:spacing w:after="40"/>
+        <w:ind w:left="113"/>
       </w:pPr>
       <w:r>
         <w:rPr>
-          <w:rFonts w:ascii="Malgun Gothic" w:hAnsi="Malgun Gothic" w:eastAsia="Malgun Gothic"/>
+          <w:b/>
         </w:rPr>
-        <w:t>• Skyscanner는 Price Alert와 whole month·cheapest month 탐색을 통해 날짜 유연성이 있을 때의 탐색 보조를 강화한다(S2).</w:t>
+        <w:t xml:space="preserve">• </w:t>
       </w:r>
-    </w:p>
-    <w:p>
-      <w:pPr>
-        <w:ind w:left="227" w:hanging="198"/>
-      </w:pPr>
       <w:r>
-        <w:rPr>
-          <w:rFonts w:ascii="Malgun Gothic" w:hAnsi="Malgun Gothic" w:eastAsia="Malgun Gothic"/>
-        </w:rPr>
-        <w:t>• KAYAK은 historical and real-time data를 바탕으로 향후 7일 내 오를지 내릴지에 대한 Price Forecast를 제공하며 educated guesses라고 명시한다(S3).</w:t>
-      </w:r>
-    </w:p>
-    <w:p>
-      <w:pPr>
-        <w:ind w:left="227" w:hanging="198"/>
-      </w:pPr>
-      <w:r>
-        <w:rPr>
-          <w:rFonts w:ascii="Malgun Gothic" w:hAnsi="Malgun Gothic" w:eastAsia="Malgun Gothic"/>
-        </w:rPr>
-        <w:t>• Hopper는 예측 기반으로 예약 타이밍을 안내하지만 예측 정확성을 보장하지 않는다고 직접 밝힌다(S4).</w:t>
-      </w:r>
-    </w:p>
-    <w:p>
-      <w:r>
-        <w:t>즉 시장은 이미 '최저가 검색'을 넘어 '구매 판단 보조' 단계로 가 있다. 다만 상용 서비스들은 내부 알고리즘과 데이터 범위를 사용자에게 완전히 투명하게 보여주지 않으며, 모든 노선에 동일한 품질로 판단을 제공하는 것도 아니다. 따라서 우리의 차별점은 '정답 보장'이 아니라 '조건과 한계를 드러내는 설명 가능한 판단 보조'에 두는 편이 자연스럽다.</w:t>
-      </w:r>
-    </w:p>
-    <w:p>
-      <w:pPr>
-        <w:pStyle w:val="Heading1"/>
-      </w:pPr>
-      <w:r>
-        <w:t>5. 관련 연구가 보여주는 구조</w:t>
-      </w:r>
-    </w:p>
-    <w:p>
-      <w:pPr>
-        <w:ind w:left="227" w:hanging="198"/>
-      </w:pPr>
-      <w:r>
-        <w:rPr>
-          <w:rFonts w:ascii="Malgun Gothic" w:hAnsi="Malgun Gothic" w:eastAsia="Malgun Gothic"/>
-        </w:rPr>
-        <w:t>• P1은 historical price와 current price를 바탕으로 buy/wait 문제를 정의하며, 신규 노선처럼 과거 데이터가 적은 경우를 별도 문제로 다룬다.</w:t>
-      </w:r>
-    </w:p>
-    <w:p>
-      <w:pPr>
-        <w:ind w:left="227" w:hanging="198"/>
-      </w:pPr>
-      <w:r>
-        <w:rPr>
-          <w:rFonts w:ascii="Malgun Gothic" w:hAnsi="Malgun Gothic" w:eastAsia="Malgun Gothic"/>
-        </w:rPr>
-        <w:t>• P2는 구매를 늦출 수 있는 여유 구간과 경제적 손실을 연결해, 이분법적 판단보다 '기다릴 여지' 개념을 시사한다.</w:t>
-      </w:r>
-    </w:p>
-    <w:p>
-      <w:pPr>
-        <w:ind w:left="227" w:hanging="198"/>
-      </w:pPr>
-      <w:r>
-        <w:rPr>
-          <w:rFonts w:ascii="Malgun Gothic" w:hAnsi="Malgun Gothic" w:eastAsia="Malgun Gothic"/>
-        </w:rPr>
-        <w:t>• P3는 days of purchase in advance, airline, departure time 등 다중 속성을 가격 판단의 핵심 변수 후보로 제시한다.</w:t>
-      </w:r>
-    </w:p>
-    <w:p>
-      <w:pPr>
-        <w:ind w:left="227" w:hanging="198"/>
-      </w:pPr>
-      <w:r>
-        <w:rPr>
-          <w:rFonts w:ascii="Malgun Gothic" w:hAnsi="Malgun Gothic" w:eastAsia="Malgun Gothic"/>
-        </w:rPr>
-        <w:t>• P4는 출발일이 가까워질수록 가격 변동성이 커질 수 있음을 보여주며, 리드타임 자체를 위험도 지표와 연결할 수 있게 한다.</w:t>
-      </w:r>
-    </w:p>
-    <w:p>
-      <w:pPr>
-        <w:ind w:left="227" w:hanging="198"/>
-      </w:pPr>
-      <w:r>
-        <w:rPr>
-          <w:rFonts w:ascii="Malgun Gothic" w:hAnsi="Malgun Gothic" w:eastAsia="Malgun Gothic"/>
-        </w:rPr>
-        <w:t>• P5는 요일, 구매 요일, layover, 예약 인원 수 같은 구조적 조건이 가격 설명에 의미 있을 수 있음을 시사한다.</w:t>
-      </w:r>
-    </w:p>
-    <w:p>
-      <w:r>
-        <w:t>연구를 종합하면 항공권 문제는 '현재가 하나만 보고 결정하는 문제'가 아니라, 현재가 + 과거가 + 리드타임 + 구조적 조건을 함께 보는 문제로 이해하는 것이 적절하다. 다만 논문별 시장과 데이터 수집 환경이 다르므로, 변수 후보를 참고할 수는 있어도 수치 규칙을 그대로 가져와서는 안 된다.</w:t>
-      </w:r>
-    </w:p>
-    <w:p>
-      <w:pPr>
-        <w:pStyle w:val="Heading1"/>
-      </w:pPr>
-      <w:r>
-        <w:t>6. 지금 시점에서 객관적으로 말할 수 있는 것</w:t>
-      </w:r>
-    </w:p>
-    <w:p>
-      <w:pPr>
-        <w:ind w:left="227" w:hanging="198"/>
-      </w:pPr>
-      <w:r>
-        <w:rPr>
-          <w:rFonts w:ascii="Malgun Gothic" w:hAnsi="Malgun Gothic" w:eastAsia="Malgun Gothic"/>
-        </w:rPr>
-        <w:t>• 본 주제는 가격 예측 자체보다 구매 의사결정 보조 프레임이 더 적합하다.</w:t>
-      </w:r>
-    </w:p>
-    <w:p>
-      <w:pPr>
-        <w:ind w:left="227" w:hanging="198"/>
-      </w:pPr>
-      <w:r>
-        <w:rPr>
-          <w:rFonts w:ascii="Malgun Gothic" w:hAnsi="Malgun Gothic" w:eastAsia="Malgun Gothic"/>
-        </w:rPr>
-        <w:t>• 출력은 단순 예측 가격보다 가격 수준, 리드타임, 단기 위험도, 설명 근거의 조합으로 설계하는 편이 자연스럽다.</w:t>
-      </w:r>
-    </w:p>
-    <w:p>
-      <w:pPr>
-        <w:ind w:left="227" w:hanging="198"/>
-      </w:pPr>
-      <w:r>
-        <w:rPr>
-          <w:rFonts w:ascii="Malgun Gothic" w:hAnsi="Malgun Gothic" w:eastAsia="Malgun Gothic"/>
-        </w:rPr>
-        <w:t>• 데이터가 충분한 범위에서만 판단을 제공해야 하며, 모든 노선에 동일한 기능을 전제하면 안 된다.</w:t>
-      </w:r>
-    </w:p>
-    <w:p>
-      <w:pPr>
-        <w:ind w:left="227" w:hanging="198"/>
-      </w:pPr>
-      <w:r>
-        <w:rPr>
-          <w:rFonts w:ascii="Malgun Gothic" w:hAnsi="Malgun Gothic" w:eastAsia="Malgun Gothic"/>
-        </w:rPr>
-        <w:t>• 날짜 유연성 여부와 고정 날짜 판단은 같은 문제로 취급하면 안 된다.</w:t>
-      </w:r>
-    </w:p>
-    <w:p>
-      <w:pPr>
-        <w:pStyle w:val="Heading1"/>
-      </w:pPr>
-      <w:r>
-        <w:t>7. 아직 확정하지 말아야 하는 것</w:t>
-      </w:r>
-    </w:p>
-    <w:p>
-      <w:r>
-        <w:t>현재 단계에서 범위를 과도하게 확정하면 이후 데이터 검증 결과와 충돌할 가능성이 높다. 따라서 아래 항목은 의도적으로 열어 두는 것이 타당하다.</w:t>
-      </w:r>
-    </w:p>
-    <w:p>
-      <w:pPr>
-        <w:ind w:left="227" w:hanging="198"/>
-      </w:pPr>
-      <w:r>
-        <w:rPr>
-          <w:rFonts w:ascii="Malgun Gothic" w:hAnsi="Malgun Gothic" w:eastAsia="Malgun Gothic"/>
-        </w:rPr>
-        <w:t>• 최종 범위를 한국-일본 전체로 둘지, 인천발 일본으로 좁힐지</w:t>
-      </w:r>
-    </w:p>
-    <w:p>
-      <w:pPr>
-        <w:ind w:left="227" w:hanging="198"/>
-      </w:pPr>
-      <w:r>
-        <w:rPr>
-          <w:rFonts w:ascii="Malgun Gothic" w:hAnsi="Malgun Gothic" w:eastAsia="Malgun Gothic"/>
-        </w:rPr>
-        <w:t>• 분석 최소 단위를 도시권으로 둘지, 공항쌍으로 둘지</w:t>
-      </w:r>
-    </w:p>
-    <w:p>
-      <w:pPr>
-        <w:ind w:left="227" w:hanging="198"/>
-      </w:pPr>
-      <w:r>
-        <w:rPr>
-          <w:rFonts w:ascii="Malgun Gothic" w:hAnsi="Malgun Gothic" w:eastAsia="Malgun Gothic"/>
-        </w:rPr>
-        <w:t>• 가격 데이터 핵심 소스와 과거 히스토리 확보 방식</w:t>
-      </w:r>
-    </w:p>
-    <w:p>
-      <w:pPr>
-        <w:ind w:left="227" w:hanging="198"/>
-      </w:pPr>
-      <w:r>
-        <w:rPr>
-          <w:rFonts w:ascii="Malgun Gothic" w:hAnsi="Malgun Gothic" w:eastAsia="Malgun Gothic"/>
-        </w:rPr>
-        <w:t>• MVP에서 대표 노선을 몇 개 둘지</w:t>
-      </w:r>
-    </w:p>
-    <w:p>
-      <w:pPr>
-        <w:ind w:left="227" w:hanging="198"/>
-      </w:pPr>
-      <w:r>
-        <w:rPr>
-          <w:rFonts w:ascii="Malgun Gothic" w:hAnsi="Malgun Gothic" w:eastAsia="Malgun Gothic"/>
-        </w:rPr>
-        <w:t>• 예측 기간을 3일/7일 등으로 미리 확정할지</w:t>
-      </w:r>
-    </w:p>
-    <w:p>
-      <w:pPr>
-        <w:ind w:left="227" w:hanging="198"/>
-      </w:pPr>
-      <w:r>
-        <w:rPr>
-          <w:rFonts w:ascii="Malgun Gothic" w:hAnsi="Malgun Gothic" w:eastAsia="Malgun Gothic"/>
-        </w:rPr>
-        <w:t>• 규칙 기반·통계 기반·ML 중 무엇을 먼저 쓸지</w:t>
-      </w:r>
-    </w:p>
-    <w:p>
-      <w:pPr>
-        <w:pStyle w:val="Heading1"/>
-      </w:pPr>
-      <w:r>
-        <w:t>8. 데이터 관점 핵심 쟁점</w:t>
-      </w:r>
-    </w:p>
-    <w:p>
-      <w:r>
-        <w:t>향후 체크리스트와 직접 연결되는 핵심 쟁점은 데이터 바운더리와 분석 단위다. 지금까지의 내부 정리 기준으로는 IIAC는 인천공항 관점의 관계 데이터, KAC는 인천 외 공항까지 확장 가능한 후보, aviationstack은 일본 공항/항공사 마스터 보조로 보는 해석이 유력하다. 다만 가격 데이터는 아직 실호출 검증이 남아 있으므로, 공항쌍/도시쌍 지원 여부, 과거 히스토리 제공 여부, 직접 누적 필요 여부를 확인하기 전까지 핵심 소스를 단정하지 않는다.</w:t>
-      </w:r>
-    </w:p>
-    <w:tbl>
-      <w:tblPr>
-        <w:tblW w:type="auto" w:w="0"/>
-        <w:jc w:val="center"/>
-        <w:tblLook w:firstColumn="1" w:firstRow="1" w:lastColumn="0" w:lastRow="0" w:noHBand="0" w:noVBand="1" w:val="04A0"/>
-        <w:tblBorders>
-          <w:top w:val="single" w:sz="8" w:space="0" w:color="D9E2F3"/>
-          <w:left w:val="single" w:sz="8" w:space="0" w:color="D9E2F3"/>
-          <w:bottom w:val="single" w:sz="8" w:space="0" w:color="D9E2F3"/>
-          <w:right w:val="single" w:sz="8" w:space="0" w:color="D9E2F3"/>
-          <w:insideH w:val="single" w:sz="8" w:space="0" w:color="D9E2F3"/>
-          <w:insideV w:val="single" w:sz="8" w:space="0" w:color="D9E2F3"/>
-        </w:tblBorders>
-      </w:tblPr>
-      <w:tblGrid>
-        <w:gridCol w:w="9746"/>
-      </w:tblGrid>
-      <w:tr>
-        <w:tc>
-          <w:tcPr>
-            <w:tcW w:type="dxa" w:w="9746"/>
-            <w:shd w:fill="F7FBFF"/>
-            <w:tcMar>
-              <w:top w:w="120" w:type="dxa"/>
-              <w:start w:w="120" w:type="dxa"/>
-              <w:bottom w:w="120" w:type="dxa"/>
-              <w:end w:w="120" w:type="dxa"/>
-            </w:tcMar>
-          </w:tcPr>
-          <w:p>
-            <w:pPr>
-              <w:jc w:val="left"/>
-            </w:pPr>
-            <w:r>
-              <w:rPr>
-                <w:b/>
-                <w:color w:val="203864"/>
-                <w:sz w:val="23"/>
-              </w:rPr>
-              <w:t>데이터 질문 3개</w:t>
-              <w:br/>
-            </w:r>
-            <w:r>
-              <w:rPr>
-                <w:sz w:val="21"/>
-              </w:rPr>
-              <w:t>한국 측 공항 범위를 어디까지 설명할 수 있는가</w:t>
-              <w:br/>
-            </w:r>
-            <w:r>
-              <w:rPr>
-                <w:sz w:val="21"/>
-              </w:rPr>
-              <w:t>가격 데이터를 실제로 어디서 받을 수 있는가</w:t>
-              <w:br/>
-            </w:r>
-            <w:r>
-              <w:rPr>
-                <w:sz w:val="21"/>
-              </w:rPr>
-              <w:t>그 데이터를 어떤 단위(도시권/공항쌍/노선)로 다룰 수 있는가</w:t>
-            </w:r>
-          </w:p>
-        </w:tc>
-      </w:tr>
-    </w:tbl>
-    <w:p>
-      <w:pPr>
-        <w:pStyle w:val="Heading1"/>
-      </w:pPr>
-      <w:r>
-        <w:t>9. 이후 참고를 위한 체크 포인트</w:t>
-      </w:r>
-    </w:p>
-    <w:p>
-      <w:pPr>
-        <w:ind w:left="227" w:hanging="198"/>
-      </w:pPr>
-      <w:r>
-        <w:rPr>
-          <w:rFonts w:ascii="Malgun Gothic" w:hAnsi="Malgun Gothic" w:eastAsia="Malgun Gothic"/>
-        </w:rPr>
-        <w:t>• 서비스 자료에서는 기능 자체보다 판단 단위와 한계 문구를 먼저 확인</w:t>
-      </w:r>
-    </w:p>
-    <w:p>
-      <w:pPr>
-        <w:ind w:left="227" w:hanging="198"/>
-      </w:pPr>
-      <w:r>
-        <w:rPr>
-          <w:rFonts w:ascii="Malgun Gothic" w:hAnsi="Malgun Gothic" w:eastAsia="Malgun Gothic"/>
-        </w:rPr>
-        <w:t>• 논문 자료에서는 성능보다 연구 질문·데이터 단위·변수 구조·한계 문장을 먼저 확인</w:t>
-      </w:r>
-    </w:p>
-    <w:p>
-      <w:pPr>
-        <w:ind w:left="227" w:hanging="198"/>
-      </w:pPr>
-      <w:r>
-        <w:rPr>
-          <w:rFonts w:ascii="Malgun Gothic" w:hAnsi="Malgun Gothic" w:eastAsia="Malgun Gothic"/>
-        </w:rPr>
-        <w:t>• 시장 차이가 큰 연구는 '직접 적용'이 아니라 '설명 변수 후보' 수준으로만 사용</w:t>
-      </w:r>
-    </w:p>
-    <w:p>
-      <w:pPr>
-        <w:ind w:left="227" w:hanging="198"/>
-      </w:pPr>
-      <w:r>
-        <w:rPr>
-          <w:rFonts w:ascii="Malgun Gothic" w:hAnsi="Malgun Gothic" w:eastAsia="Malgun Gothic"/>
-        </w:rPr>
-        <w:t>• 근거가 약한 문장은 '사실'이 아니라 '해석'으로 표시</w:t>
-      </w:r>
-    </w:p>
-    <w:p>
-      <w:pPr>
-        <w:pStyle w:val="Heading1"/>
-      </w:pPr>
-      <w:r>
-        <w:t>10. 정리</w:t>
-      </w:r>
-    </w:p>
-    <w:p>
-      <w:r>
-        <w:t>이 베이스라인 문서의 결론은 단순하다. 주제 방향은 이미 충분히 설득력 있다. 그러나 지금은 설계 확정 단계가 아니라, 어떤 데이터 구조와 범위 안에서 이 방향을 실제 시스템으로 옮길 수 있는지 확인해야 하는 단계다. 따라서 이 문서는 방향을 굳히되 범위를 섣불리 닫지 않는 기준 문서로 사용한다.</w:t>
+        <w:t>MVP 설계는 데이터 바운더리와 분석 단위 가능 범위가 확인된 이후의 별도 단계로 분리한다.</w:t>
       </w:r>
     </w:p>
     <w:sectPr>
       <w:footerReference w:type="default" r:id="rId9"/>
       <w:pgSz w:w="12240" w:h="15840"/>
-      <w:pgMar w:top="1247" w:right="1247" w:bottom="1020" w:left="1247" w:header="720" w:footer="720" w:gutter="0"/>
+      <w:pgMar w:top="1247" w:right="1304" w:bottom="1134" w:left="1304" w:header="720" w:footer="720" w:gutter="0"/>
       <w:cols w:space="720"/>
       <w:docGrid w:linePitch="360"/>
     </w:sectPr>
@@ -2125,17 +843,13 @@
       <w:jc w:val="right"/>
     </w:pPr>
     <w:r>
-      <w:rPr>
-        <w:color w:val="787878"/>
-        <w:sz w:val="18"/>
-      </w:rPr>
       <w:t xml:space="preserve">Page </w:t>
     </w:r>
-    <w:r>
-      <w:fldChar w:fldCharType="begin"/>
-      <w:instrText xml:space="preserve"> PAGE </w:instrText>
-      <w:fldChar w:fldCharType="end"/>
-    </w:r>
+    <w:fldSimple w:instr="PAGE">
+      <w:r>
+        <w:t>1</w:t>
+      </w:r>
+    </w:fldSimple>
   </w:p>
 </w:ftr>
 </file>
@@ -2503,9 +1217,6 @@
     <w:name w:val="Normal"/>
     <w:qFormat/>
     <w:rsid w:val="00FC693F"/>
-    <w:pPr>
-      <w:spacing w:after="120" w:line="300" w:lineRule="auto"/>
-    </w:pPr>
     <w:rPr>
       <w:rFonts w:ascii="Malgun Gothic" w:hAnsi="Malgun Gothic" w:eastAsia="Malgun Gothic"/>
       <w:sz w:val="21"/>
@@ -2566,14 +1277,14 @@
     <w:pPr>
       <w:keepNext/>
       <w:keepLines/>
-      <w:spacing w:before="200" w:after="80"/>
+      <w:spacing w:before="480" w:after="0"/>
       <w:outlineLvl w:val="0"/>
     </w:pPr>
     <w:rPr>
       <w:rFonts w:asciiTheme="majorHAnsi" w:eastAsiaTheme="majorEastAsia" w:hAnsiTheme="majorHAnsi" w:cstheme="majorBidi" w:ascii="Malgun Gothic" w:hAnsi="Malgun Gothic" w:eastAsia="Malgun Gothic"/>
       <w:b/>
       <w:bCs/>
-      <w:color w:val="203864"/>
+      <w:color w:val="22344E"/>
       <w:sz w:val="30"/>
       <w:szCs w:val="28"/>
     </w:rPr>
@@ -2590,14 +1301,14 @@
     <w:pPr>
       <w:keepNext/>
       <w:keepLines/>
-      <w:spacing w:before="200" w:after="80"/>
+      <w:spacing w:before="200" w:after="0"/>
       <w:outlineLvl w:val="1"/>
     </w:pPr>
     <w:rPr>
       <w:rFonts w:asciiTheme="majorHAnsi" w:eastAsiaTheme="majorEastAsia" w:hAnsiTheme="majorHAnsi" w:cstheme="majorBidi" w:ascii="Malgun Gothic" w:hAnsi="Malgun Gothic" w:eastAsia="Malgun Gothic"/>
       <w:b/>
       <w:bCs/>
-      <w:color w:val="385D8A"/>
+      <w:color w:val="22344E"/>
       <w:sz w:val="25"/>
       <w:szCs w:val="26"/>
     </w:rPr>
@@ -2614,15 +1325,15 @@
     <w:pPr>
       <w:keepNext/>
       <w:keepLines/>
-      <w:spacing w:before="200" w:after="80"/>
+      <w:spacing w:before="200" w:after="0"/>
       <w:outlineLvl w:val="2"/>
     </w:pPr>
     <w:rPr>
       <w:rFonts w:asciiTheme="majorHAnsi" w:eastAsiaTheme="majorEastAsia" w:hAnsiTheme="majorHAnsi" w:cstheme="majorBidi" w:ascii="Malgun Gothic" w:hAnsi="Malgun Gothic" w:eastAsia="Malgun Gothic"/>
       <w:b/>
       <w:bCs/>
-      <w:color w:val="5B9BD5"/>
-      <w:sz w:val="23"/>
+      <w:color w:val="22344E"/>
+      <w:sz w:val="22"/>
     </w:rPr>
   </w:style>
   <w:style w:type="paragraph" w:styleId="Heading4">
@@ -2856,16 +1567,15 @@
       <w:pBdr>
         <w:bottom w:val="single" w:sz="8" w:space="4" w:color="4F81BD" w:themeColor="accent1"/>
       </w:pBdr>
-      <w:spacing w:after="80" w:line="240" w:lineRule="auto" w:before="200"/>
+      <w:spacing w:after="300" w:line="240" w:lineRule="auto"/>
       <w:contextualSpacing/>
     </w:pPr>
     <w:rPr>
-      <w:rFonts w:asciiTheme="majorHAnsi" w:eastAsiaTheme="majorEastAsia" w:hAnsiTheme="majorHAnsi" w:cstheme="majorBidi" w:ascii="Malgun Gothic" w:hAnsi="Malgun Gothic" w:eastAsia="Malgun Gothic"/>
-      <w:b/>
-      <w:color w:val="203864"/>
+      <w:rFonts w:asciiTheme="majorHAnsi" w:eastAsiaTheme="majorEastAsia" w:hAnsiTheme="majorHAnsi" w:cstheme="majorBidi"/>
+      <w:color w:val="17365D" w:themeColor="text2" w:themeShade="BF"/>
       <w:spacing w:val="5"/>
       <w:kern w:val="28"/>
-      <w:sz w:val="40"/>
+      <w:sz w:val="52"/>
       <w:szCs w:val="52"/>
     </w:rPr>
   </w:style>
@@ -14194,6 +12904,22 @@
         <w:shd w:val="clear" w:color="auto" w:fill="FBCAA2" w:themeFill="accent6" w:themeFillTint="7F"/>
       </w:tcPr>
     </w:tblStylePr>
+  </w:style>
+  <w:style w:type="paragraph" w:customStyle="1" w:styleId="SmallNote">
+    <w:name w:val="SmallNote"/>
+    <w:rPr>
+      <w:rFonts w:ascii="Malgun Gothic" w:hAnsi="Malgun Gothic" w:eastAsia="Malgun Gothic"/>
+      <w:color w:val="5A5A5A"/>
+      <w:sz w:val="18"/>
+    </w:rPr>
+  </w:style>
+  <w:style w:type="paragraph" w:customStyle="1" w:styleId="Callout">
+    <w:name w:val="Callout"/>
+    <w:rPr>
+      <w:rFonts w:ascii="Malgun Gothic" w:hAnsi="Malgun Gothic" w:eastAsia="Malgun Gothic"/>
+      <w:color w:val="282828"/>
+      <w:sz w:val="20"/>
+    </w:rPr>
   </w:style>
 </w:styles>
 </file>
